--- a/러시아 인권변호사/1부/1부_5화_작은_승리.docx
+++ b/러시아 인권변호사/1부/1부_5화_작은_승리.docx
@@ -161,6 +161,98 @@
           <w:i w:val="0"/>
           <w:sz w:val="22"/>
         </w:rPr>
+        <w:t xml:space="preserve">Лёша: </w:t>
+      </w:r>
+      <w:r>
+        <w:rPr>
+          <w:rFonts w:ascii="Times New Roman" w:hAnsi="Times New Roman" w:eastAsia="Malgun Gothic"/>
+          <w:b w:val="0"/>
+          <w:i w:val="0"/>
+          <w:sz w:val="22"/>
+        </w:rPr>
+        <w:t>Экспертиза это подтвердит. Мы приобщили и фотографии, и справки из фельдшерского пункта.</w:t>
+      </w:r>
+    </w:p>
+    <w:p>
+      <w:pPr>
+        <w:spacing w:before="0" w:after="110" w:line="300" w:lineRule="auto"/>
+      </w:pPr>
+      <w:r>
+        <w:rPr>
+          <w:rFonts w:ascii="Times New Roman" w:hAnsi="Times New Roman" w:eastAsia="Malgun Gothic"/>
+          <w:b/>
+          <w:i w:val="0"/>
+          <w:sz w:val="22"/>
+        </w:rPr>
+        <w:t xml:space="preserve">Прохор: </w:t>
+      </w:r>
+      <w:r>
+        <w:rPr>
+          <w:rFonts w:ascii="Times New Roman" w:hAnsi="Times New Roman" w:eastAsia="Malgun Gothic"/>
+          <w:b w:val="0"/>
+          <w:i w:val="0"/>
+          <w:sz w:val="22"/>
+        </w:rPr>
+        <w:t>Фельдшерица наша сама пробы в банки разливала. Говорит, в жизни так не волновалась.</w:t>
+      </w:r>
+    </w:p>
+    <w:p>
+      <w:pPr>
+        <w:spacing w:before="0" w:after="110" w:line="300" w:lineRule="auto"/>
+      </w:pPr>
+      <w:r>
+        <w:rPr>
+          <w:rFonts w:ascii="Times New Roman" w:hAnsi="Times New Roman" w:eastAsia="Malgun Gothic"/>
+          <w:b/>
+          <w:i w:val="0"/>
+          <w:sz w:val="22"/>
+        </w:rPr>
+        <w:t xml:space="preserve">Быков: </w:t>
+      </w:r>
+      <w:r>
+        <w:rPr>
+          <w:rFonts w:ascii="Times New Roman" w:hAnsi="Times New Roman" w:eastAsia="Malgun Gothic"/>
+          <w:b w:val="0"/>
+          <w:i w:val="0"/>
+          <w:sz w:val="22"/>
+        </w:rPr>
+        <w:t>Правильно волновалась. От этих банок сегодня зависит больше, чем от любых речей.</w:t>
+      </w:r>
+    </w:p>
+    <w:p>
+      <w:pPr>
+        <w:spacing w:before="0" w:after="110" w:line="300" w:lineRule="auto"/>
+      </w:pPr>
+      <w:r>
+        <w:rPr>
+          <w:rFonts w:ascii="Times New Roman" w:hAnsi="Times New Roman" w:eastAsia="Malgun Gothic"/>
+          <w:b/>
+          <w:i w:val="0"/>
+          <w:sz w:val="22"/>
+        </w:rPr>
+        <w:t xml:space="preserve">Прохор: </w:t>
+      </w:r>
+      <w:r>
+        <w:rPr>
+          <w:rFonts w:ascii="Times New Roman" w:hAnsi="Times New Roman" w:eastAsia="Malgun Gothic"/>
+          <w:b w:val="0"/>
+          <w:i w:val="0"/>
+          <w:sz w:val="22"/>
+        </w:rPr>
+        <w:t>Так ведь и река у нас одна. Другой не будет.</w:t>
+      </w:r>
+    </w:p>
+    <w:p>
+      <w:pPr>
+        <w:spacing w:before="0" w:after="110" w:line="300" w:lineRule="auto"/>
+      </w:pPr>
+      <w:r>
+        <w:rPr>
+          <w:rFonts w:ascii="Times New Roman" w:hAnsi="Times New Roman" w:eastAsia="Malgun Gothic"/>
+          <w:b/>
+          <w:i w:val="0"/>
+          <w:sz w:val="22"/>
+        </w:rPr>
         <w:t xml:space="preserve">Быков: </w:t>
       </w:r>
       <w:r>
@@ -244,6 +336,108 @@
     </w:p>
     <w:p>
       <w:pPr>
+        <w:spacing w:before="0" w:after="110" w:line="300" w:lineRule="auto"/>
+      </w:pPr>
+      <w:r>
+        <w:rPr>
+          <w:rFonts w:ascii="Times New Roman" w:hAnsi="Times New Roman" w:eastAsia="Malgun Gothic"/>
+          <w:b/>
+          <w:i w:val="0"/>
+          <w:sz w:val="22"/>
+        </w:rPr>
+        <w:t xml:space="preserve">Быков: </w:t>
+      </w:r>
+      <w:r>
+        <w:rPr>
+          <w:rFonts w:ascii="Times New Roman" w:hAnsi="Times New Roman" w:eastAsia="Malgun Gothic"/>
+          <w:b w:val="0"/>
+          <w:i w:val="0"/>
+          <w:sz w:val="22"/>
+        </w:rPr>
+        <w:t>Бог-то даст, Прохор Семёнович, да только суд — место земное. Как говорится, на Бога надейся, а сам не плошай.</w:t>
+      </w:r>
+    </w:p>
+    <w:p>
+      <w:pPr>
+        <w:spacing w:before="0" w:after="110" w:line="300" w:lineRule="auto"/>
+      </w:pPr>
+      <w:r>
+        <w:rPr>
+          <w:rFonts w:ascii="Times New Roman" w:hAnsi="Times New Roman" w:eastAsia="Malgun Gothic"/>
+          <w:b/>
+          <w:i w:val="0"/>
+          <w:sz w:val="22"/>
+        </w:rPr>
+        <w:t xml:space="preserve">Лёша: </w:t>
+      </w:r>
+      <w:r>
+        <w:rPr>
+          <w:rFonts w:ascii="Times New Roman" w:hAnsi="Times New Roman" w:eastAsia="Malgun Gothic"/>
+          <w:b w:val="0"/>
+          <w:i/>
+          <w:color w:val="555555"/>
+          <w:sz w:val="22"/>
+        </w:rPr>
+        <w:t>(тихо)</w:t>
+      </w:r>
+      <w:r>
+        <w:rPr>
+          <w:rFonts w:ascii="Times New Roman" w:hAnsi="Times New Roman" w:eastAsia="Malgun Gothic"/>
+          <w:b w:val="0"/>
+          <w:i w:val="0"/>
+          <w:sz w:val="22"/>
+        </w:rPr>
+        <w:t xml:space="preserve"> Виктор Петрович, у меня руки трясутся.</w:t>
+      </w:r>
+    </w:p>
+    <w:p>
+      <w:pPr>
+        <w:spacing w:before="0" w:after="110" w:line="300" w:lineRule="auto"/>
+      </w:pPr>
+      <w:r>
+        <w:rPr>
+          <w:rFonts w:ascii="Times New Roman" w:hAnsi="Times New Roman" w:eastAsia="Malgun Gothic"/>
+          <w:b/>
+          <w:i w:val="0"/>
+          <w:sz w:val="22"/>
+        </w:rPr>
+        <w:t xml:space="preserve">Быков: </w:t>
+      </w:r>
+      <w:r>
+        <w:rPr>
+          <w:rFonts w:ascii="Times New Roman" w:hAnsi="Times New Roman" w:eastAsia="Malgun Gothic"/>
+          <w:b w:val="0"/>
+          <w:i w:val="0"/>
+          <w:sz w:val="22"/>
+        </w:rPr>
+        <w:t>Это хорошо. Значит, понимаешь, что дело настоящее. Руки держи под столом, а голову — над ним.</w:t>
+      </w:r>
+    </w:p>
+    <w:p>
+      <w:pPr>
+        <w:spacing w:before="0" w:after="110" w:line="300" w:lineRule="auto"/>
+      </w:pPr>
+      <w:r>
+        <w:rPr>
+          <w:rFonts w:ascii="Times New Roman" w:hAnsi="Times New Roman" w:eastAsia="Malgun Gothic"/>
+          <w:b/>
+          <w:i w:val="0"/>
+          <w:sz w:val="22"/>
+        </w:rPr>
+        <w:t xml:space="preserve">Прохор: </w:t>
+      </w:r>
+      <w:r>
+        <w:rPr>
+          <w:rFonts w:ascii="Times New Roman" w:hAnsi="Times New Roman" w:eastAsia="Malgun Gothic"/>
+          <w:b w:val="0"/>
+          <w:i w:val="0"/>
+          <w:sz w:val="22"/>
+        </w:rPr>
+        <w:t>Пойдёмте, уже зовут.</w:t>
+      </w:r>
+    </w:p>
+    <w:p>
+      <w:pPr>
         <w:keepNext/>
         <w:spacing w:before="320" w:after="140"/>
       </w:pPr>
@@ -440,6 +634,75 @@
           <w:sz w:val="22"/>
         </w:rPr>
         <w:t>Отсутствие средств не освобождает от соблюдения закона, господин Куценко.</w:t>
+      </w:r>
+    </w:p>
+    <w:p>
+      <w:pPr>
+        <w:spacing w:before="0" w:after="110" w:line="300" w:lineRule="auto"/>
+      </w:pPr>
+      <w:r>
+        <w:rPr>
+          <w:rFonts w:ascii="Times New Roman" w:hAnsi="Times New Roman" w:eastAsia="Malgun Gothic"/>
+          <w:b/>
+          <w:i w:val="0"/>
+          <w:sz w:val="22"/>
+        </w:rPr>
+        <w:t xml:space="preserve">Лёша: </w:t>
+      </w:r>
+      <w:r>
+        <w:rPr>
+          <w:rFonts w:ascii="Times New Roman" w:hAnsi="Times New Roman" w:eastAsia="Malgun Gothic"/>
+          <w:b w:val="0"/>
+          <w:i w:val="0"/>
+          <w:sz w:val="22"/>
+        </w:rPr>
+        <w:t>Ваша честь, позвольте уточнить. За два года работы цеха ответчик приобрёл второй грузовик и расширил производственное помещение. Документы — лист пятьдесят второй.</w:t>
+      </w:r>
+    </w:p>
+    <w:p>
+      <w:pPr>
+        <w:spacing w:before="0" w:after="110" w:line="300" w:lineRule="auto"/>
+      </w:pPr>
+      <w:r>
+        <w:rPr>
+          <w:rFonts w:ascii="Times New Roman" w:hAnsi="Times New Roman" w:eastAsia="Malgun Gothic"/>
+          <w:b/>
+          <w:i w:val="0"/>
+          <w:sz w:val="22"/>
+        </w:rPr>
+        <w:t xml:space="preserve">Куценко: </w:t>
+      </w:r>
+      <w:r>
+        <w:rPr>
+          <w:rFonts w:ascii="Times New Roman" w:hAnsi="Times New Roman" w:eastAsia="Malgun Gothic"/>
+          <w:b w:val="0"/>
+          <w:i w:val="0"/>
+          <w:sz w:val="22"/>
+        </w:rPr>
+        <w:t>Грузовик — это чтобы работать! А фильтры — это деньги в реку выбросить!</w:t>
+      </w:r>
+    </w:p>
+    <w:p>
+      <w:pPr>
+        <w:spacing w:before="0" w:after="110" w:line="300" w:lineRule="auto"/>
+      </w:pPr>
+      <w:r>
+        <w:rPr>
+          <w:rFonts w:ascii="Times New Roman" w:hAnsi="Times New Roman" w:eastAsia="Malgun Gothic"/>
+          <w:b/>
+          <w:i w:val="0"/>
+          <w:sz w:val="22"/>
+        </w:rPr>
+        <w:t xml:space="preserve">Судья: </w:t>
+      </w:r>
+      <w:r>
+        <w:rPr>
+          <w:rFonts w:ascii="Times New Roman" w:hAnsi="Times New Roman" w:eastAsia="Malgun Gothic"/>
+          <w:b w:val="0"/>
+          <w:i w:val="0"/>
+          <w:sz w:val="22"/>
+        </w:rPr>
+        <w:t>Выбирайте выражения, господин Куценко. В реку пока выбрасывается совсем другое.</w:t>
       </w:r>
     </w:p>
     <w:p>
@@ -532,6 +795,39 @@
           <w:i w:val="0"/>
           <w:sz w:val="22"/>
         </w:rPr>
+        <w:t xml:space="preserve">Прохор: </w:t>
+      </w:r>
+      <w:r>
+        <w:rPr>
+          <w:rFonts w:ascii="Times New Roman" w:hAnsi="Times New Roman" w:eastAsia="Malgun Gothic"/>
+          <w:b w:val="0"/>
+          <w:i/>
+          <w:color w:val="555555"/>
+          <w:sz w:val="22"/>
+        </w:rPr>
+        <w:t>(садясь)</w:t>
+      </w:r>
+      <w:r>
+        <w:rPr>
+          <w:rFonts w:ascii="Times New Roman" w:hAnsi="Times New Roman" w:eastAsia="Malgun Gothic"/>
+          <w:b w:val="0"/>
+          <w:i w:val="0"/>
+          <w:sz w:val="22"/>
+        </w:rPr>
+        <w:t xml:space="preserve"> Простите, ваша честь. Накипело.</w:t>
+      </w:r>
+    </w:p>
+    <w:p>
+      <w:pPr>
+        <w:spacing w:before="0" w:after="110" w:line="300" w:lineRule="auto"/>
+      </w:pPr>
+      <w:r>
+        <w:rPr>
+          <w:rFonts w:ascii="Times New Roman" w:hAnsi="Times New Roman" w:eastAsia="Malgun Gothic"/>
+          <w:b/>
+          <w:i w:val="0"/>
+          <w:sz w:val="22"/>
+        </w:rPr>
         <w:t xml:space="preserve">Лёша: </w:t>
       </w:r>
       <w:r>
@@ -673,6 +969,39 @@
           <w:i w:val="0"/>
           <w:sz w:val="22"/>
         </w:rPr>
+        <w:t xml:space="preserve">Прохор: </w:t>
+      </w:r>
+      <w:r>
+        <w:rPr>
+          <w:rFonts w:ascii="Times New Roman" w:hAnsi="Times New Roman" w:eastAsia="Malgun Gothic"/>
+          <w:b w:val="0"/>
+          <w:i/>
+          <w:color w:val="555555"/>
+          <w:sz w:val="22"/>
+        </w:rPr>
+        <w:t>(крестится)</w:t>
+      </w:r>
+      <w:r>
+        <w:rPr>
+          <w:rFonts w:ascii="Times New Roman" w:hAnsi="Times New Roman" w:eastAsia="Malgun Gothic"/>
+          <w:b w:val="0"/>
+          <w:i w:val="0"/>
+          <w:sz w:val="22"/>
+        </w:rPr>
+        <w:t xml:space="preserve"> Два года. Два года, Алексей Николаевич…</w:t>
+      </w:r>
+    </w:p>
+    <w:p>
+      <w:pPr>
+        <w:spacing w:before="0" w:after="110" w:line="300" w:lineRule="auto"/>
+      </w:pPr>
+      <w:r>
+        <w:rPr>
+          <w:rFonts w:ascii="Times New Roman" w:hAnsi="Times New Roman" w:eastAsia="Malgun Gothic"/>
+          <w:b/>
+          <w:i w:val="0"/>
+          <w:sz w:val="22"/>
+        </w:rPr>
         <w:t xml:space="preserve">Куценко: </w:t>
       </w:r>
       <w:r>
@@ -766,6 +1095,62 @@
     </w:p>
     <w:p>
       <w:pPr>
+        <w:spacing w:before="0" w:after="110" w:line="300" w:lineRule="auto"/>
+      </w:pPr>
+      <w:r>
+        <w:rPr>
+          <w:rFonts w:ascii="Times New Roman" w:hAnsi="Times New Roman" w:eastAsia="Malgun Gothic"/>
+          <w:b/>
+          <w:i w:val="0"/>
+          <w:sz w:val="22"/>
+        </w:rPr>
+        <w:t xml:space="preserve">Куценко: </w:t>
+      </w:r>
+      <w:r>
+        <w:rPr>
+          <w:rFonts w:ascii="Times New Roman" w:hAnsi="Times New Roman" w:eastAsia="Malgun Gothic"/>
+          <w:b w:val="0"/>
+          <w:i/>
+          <w:color w:val="555555"/>
+          <w:sz w:val="22"/>
+        </w:rPr>
+        <w:t>(задерживается у двери)</w:t>
+      </w:r>
+      <w:r>
+        <w:rPr>
+          <w:rFonts w:ascii="Times New Roman" w:hAnsi="Times New Roman" w:eastAsia="Malgun Gothic"/>
+          <w:b w:val="0"/>
+          <w:i w:val="0"/>
+          <w:sz w:val="22"/>
+        </w:rPr>
+        <w:t xml:space="preserve"> Смешной вы. Ладно. Фильтры поставлю, раз суд велел. Только не думайте, что вы меня победили. Просто сегодня вас не заметили.</w:t>
+      </w:r>
+    </w:p>
+    <w:p>
+      <w:pPr>
+        <w:spacing w:before="0" w:after="110" w:line="300" w:lineRule="auto"/>
+      </w:pPr>
+      <w:r>
+        <w:rPr>
+          <w:rFonts w:ascii="Times New Roman" w:hAnsi="Times New Roman" w:eastAsia="Malgun Gothic"/>
+          <w:b/>
+          <w:i w:val="0"/>
+          <w:sz w:val="22"/>
+        </w:rPr>
+        <w:t xml:space="preserve">Лёша: </w:t>
+      </w:r>
+      <w:r>
+        <w:rPr>
+          <w:rFonts w:ascii="Times New Roman" w:hAnsi="Times New Roman" w:eastAsia="Malgun Gothic"/>
+          <w:b w:val="0"/>
+          <w:i w:val="0"/>
+          <w:sz w:val="22"/>
+        </w:rPr>
+        <w:t>Значит, в следующий раз заметят. Меня и это устраивает.</w:t>
+      </w:r>
+    </w:p>
+    <w:p>
+      <w:pPr>
         <w:keepNext/>
         <w:spacing w:before="320" w:after="140"/>
       </w:pPr>
@@ -1035,6 +1420,98 @@
     </w:p>
     <w:p>
       <w:pPr>
+        <w:spacing w:before="0" w:after="110" w:line="300" w:lineRule="auto"/>
+      </w:pPr>
+      <w:r>
+        <w:rPr>
+          <w:rFonts w:ascii="Times New Roman" w:hAnsi="Times New Roman" w:eastAsia="Malgun Gothic"/>
+          <w:b/>
+          <w:i w:val="0"/>
+          <w:sz w:val="22"/>
+        </w:rPr>
+        <w:t xml:space="preserve">Лёша: </w:t>
+      </w:r>
+      <w:r>
+        <w:rPr>
+          <w:rFonts w:ascii="Times New Roman" w:hAnsi="Times New Roman" w:eastAsia="Malgun Gothic"/>
+          <w:b w:val="0"/>
+          <w:i w:val="0"/>
+          <w:sz w:val="22"/>
+        </w:rPr>
+        <w:t>И всё-таки?</w:t>
+      </w:r>
+    </w:p>
+    <w:p>
+      <w:pPr>
+        <w:spacing w:before="0" w:after="110" w:line="300" w:lineRule="auto"/>
+      </w:pPr>
+      <w:r>
+        <w:rPr>
+          <w:rFonts w:ascii="Times New Roman" w:hAnsi="Times New Roman" w:eastAsia="Malgun Gothic"/>
+          <w:b/>
+          <w:i w:val="0"/>
+          <w:sz w:val="22"/>
+        </w:rPr>
+        <w:t xml:space="preserve">Дарья: </w:t>
+      </w:r>
+      <w:r>
+        <w:rPr>
+          <w:rFonts w:ascii="Times New Roman" w:hAnsi="Times New Roman" w:eastAsia="Malgun Gothic"/>
+          <w:b w:val="0"/>
+          <w:i w:val="0"/>
+          <w:sz w:val="22"/>
+        </w:rPr>
+        <w:t>Не одни вы ходите по коридорам суда, Алексей Николаевич. Секретари любят поболтать, а я люблю слушать.</w:t>
+      </w:r>
+    </w:p>
+    <w:p>
+      <w:pPr>
+        <w:spacing w:before="0" w:after="110" w:line="300" w:lineRule="auto"/>
+      </w:pPr>
+      <w:r>
+        <w:rPr>
+          <w:rFonts w:ascii="Times New Roman" w:hAnsi="Times New Roman" w:eastAsia="Malgun Gothic"/>
+          <w:b/>
+          <w:i w:val="0"/>
+          <w:sz w:val="22"/>
+        </w:rPr>
+        <w:t xml:space="preserve">Лёша: </w:t>
+      </w:r>
+      <w:r>
+        <w:rPr>
+          <w:rFonts w:ascii="Times New Roman" w:hAnsi="Times New Roman" w:eastAsia="Malgun Gothic"/>
+          <w:b w:val="0"/>
+          <w:i w:val="0"/>
+          <w:sz w:val="22"/>
+        </w:rPr>
+        <w:t>Хорошо. Пятнадцать минут. Только не здесь — Виктор Петрович не любит, когда я разговариваю с прессой на ступеньках.</w:t>
+      </w:r>
+    </w:p>
+    <w:p>
+      <w:pPr>
+        <w:spacing w:before="0" w:after="110" w:line="300" w:lineRule="auto"/>
+      </w:pPr>
+      <w:r>
+        <w:rPr>
+          <w:rFonts w:ascii="Times New Roman" w:hAnsi="Times New Roman" w:eastAsia="Malgun Gothic"/>
+          <w:b/>
+          <w:i w:val="0"/>
+          <w:sz w:val="22"/>
+        </w:rPr>
+        <w:t xml:space="preserve">Дарья: </w:t>
+      </w:r>
+      <w:r>
+        <w:rPr>
+          <w:rFonts w:ascii="Times New Roman" w:hAnsi="Times New Roman" w:eastAsia="Malgun Gothic"/>
+          <w:b w:val="0"/>
+          <w:i w:val="0"/>
+          <w:sz w:val="22"/>
+        </w:rPr>
+        <w:t>Ваш Виктор Петрович прав. На ступеньках получаются плохие фотографии и глупые цитаты.</w:t>
+      </w:r>
+    </w:p>
+    <w:p>
+      <w:pPr>
         <w:keepNext/>
         <w:spacing w:before="320" w:after="140"/>
       </w:pPr>
@@ -1281,6 +1758,187 @@
     </w:p>
     <w:p>
       <w:pPr>
+        <w:spacing w:before="0" w:after="110" w:line="300" w:lineRule="auto"/>
+      </w:pPr>
+      <w:r>
+        <w:rPr>
+          <w:rFonts w:ascii="Times New Roman" w:hAnsi="Times New Roman" w:eastAsia="Malgun Gothic"/>
+          <w:b/>
+          <w:i w:val="0"/>
+          <w:sz w:val="22"/>
+        </w:rPr>
+        <w:t xml:space="preserve">Дарья: </w:t>
+      </w:r>
+      <w:r>
+        <w:rPr>
+          <w:rFonts w:ascii="Times New Roman" w:hAnsi="Times New Roman" w:eastAsia="Malgun Gothic"/>
+          <w:b w:val="0"/>
+          <w:i w:val="0"/>
+          <w:sz w:val="22"/>
+        </w:rPr>
+        <w:t>И ещё одно, не для записи. Вы сегодня отказались требовать закрытия цеха. Почему?</w:t>
+      </w:r>
+    </w:p>
+    <w:p>
+      <w:pPr>
+        <w:spacing w:before="0" w:after="110" w:line="300" w:lineRule="auto"/>
+      </w:pPr>
+      <w:r>
+        <w:rPr>
+          <w:rFonts w:ascii="Times New Roman" w:hAnsi="Times New Roman" w:eastAsia="Malgun Gothic"/>
+          <w:b/>
+          <w:i w:val="0"/>
+          <w:sz w:val="22"/>
+        </w:rPr>
+        <w:t xml:space="preserve">Лёша: </w:t>
+      </w:r>
+      <w:r>
+        <w:rPr>
+          <w:rFonts w:ascii="Times New Roman" w:hAnsi="Times New Roman" w:eastAsia="Malgun Gothic"/>
+          <w:b w:val="0"/>
+          <w:i w:val="0"/>
+          <w:sz w:val="22"/>
+        </w:rPr>
+        <w:t>Потому что двадцать человек остались бы без работы. Мне нужна чистая река, а не пустой цех.</w:t>
+      </w:r>
+    </w:p>
+    <w:p>
+      <w:pPr>
+        <w:spacing w:before="0" w:after="110" w:line="300" w:lineRule="auto"/>
+      </w:pPr>
+      <w:r>
+        <w:rPr>
+          <w:rFonts w:ascii="Times New Roman" w:hAnsi="Times New Roman" w:eastAsia="Malgun Gothic"/>
+          <w:b/>
+          <w:i w:val="0"/>
+          <w:sz w:val="22"/>
+        </w:rPr>
+        <w:t xml:space="preserve">Дарья: </w:t>
+      </w:r>
+      <w:r>
+        <w:rPr>
+          <w:rFonts w:ascii="Times New Roman" w:hAnsi="Times New Roman" w:eastAsia="Malgun Gothic"/>
+          <w:b w:val="0"/>
+          <w:i/>
+          <w:color w:val="555555"/>
+          <w:sz w:val="22"/>
+        </w:rPr>
+        <w:t>(закрывает блокнот)</w:t>
+      </w:r>
+      <w:r>
+        <w:rPr>
+          <w:rFonts w:ascii="Times New Roman" w:hAnsi="Times New Roman" w:eastAsia="Malgun Gothic"/>
+          <w:b w:val="0"/>
+          <w:i w:val="0"/>
+          <w:sz w:val="22"/>
+        </w:rPr>
+        <w:t xml:space="preserve"> Редкий случай. Обычно юристы у нас хотят либо крови, либо гонорара.</w:t>
+      </w:r>
+    </w:p>
+    <w:p>
+      <w:pPr>
+        <w:spacing w:before="0" w:after="110" w:line="300" w:lineRule="auto"/>
+      </w:pPr>
+      <w:r>
+        <w:rPr>
+          <w:rFonts w:ascii="Times New Roman" w:hAnsi="Times New Roman" w:eastAsia="Malgun Gothic"/>
+          <w:b/>
+          <w:i w:val="0"/>
+          <w:sz w:val="22"/>
+        </w:rPr>
+        <w:t xml:space="preserve">Лёша: </w:t>
+      </w:r>
+      <w:r>
+        <w:rPr>
+          <w:rFonts w:ascii="Times New Roman" w:hAnsi="Times New Roman" w:eastAsia="Malgun Gothic"/>
+          <w:b w:val="0"/>
+          <w:i w:val="0"/>
+          <w:sz w:val="22"/>
+        </w:rPr>
+        <w:t>А журналисты?</w:t>
+      </w:r>
+    </w:p>
+    <w:p>
+      <w:pPr>
+        <w:spacing w:before="0" w:after="110" w:line="300" w:lineRule="auto"/>
+      </w:pPr>
+      <w:r>
+        <w:rPr>
+          <w:rFonts w:ascii="Times New Roman" w:hAnsi="Times New Roman" w:eastAsia="Malgun Gothic"/>
+          <w:b/>
+          <w:i w:val="0"/>
+          <w:sz w:val="22"/>
+        </w:rPr>
+        <w:t xml:space="preserve">Дарья: </w:t>
+      </w:r>
+      <w:r>
+        <w:rPr>
+          <w:rFonts w:ascii="Times New Roman" w:hAnsi="Times New Roman" w:eastAsia="Malgun Gothic"/>
+          <w:b w:val="0"/>
+          <w:i w:val="0"/>
+          <w:sz w:val="22"/>
+        </w:rPr>
+        <w:t>Журналисты хотят заголовка. Но я ещё не решила, какой заголовок у вас.</w:t>
+      </w:r>
+    </w:p>
+    <w:p>
+      <w:pPr>
+        <w:spacing w:before="0" w:after="110" w:line="300" w:lineRule="auto"/>
+      </w:pPr>
+      <w:r>
+        <w:rPr>
+          <w:rFonts w:ascii="Times New Roman" w:hAnsi="Times New Roman" w:eastAsia="Malgun Gothic"/>
+          <w:b/>
+          <w:i w:val="0"/>
+          <w:sz w:val="22"/>
+        </w:rPr>
+        <w:t xml:space="preserve">Лёша: </w:t>
+      </w:r>
+      <w:r>
+        <w:rPr>
+          <w:rFonts w:ascii="Times New Roman" w:hAnsi="Times New Roman" w:eastAsia="Malgun Gothic"/>
+          <w:b w:val="0"/>
+          <w:i w:val="0"/>
+          <w:sz w:val="22"/>
+        </w:rPr>
+        <w:t>Надеюсь, не про Моську.</w:t>
+      </w:r>
+    </w:p>
+    <w:p>
+      <w:pPr>
+        <w:spacing w:before="0" w:after="110" w:line="300" w:lineRule="auto"/>
+      </w:pPr>
+      <w:r>
+        <w:rPr>
+          <w:rFonts w:ascii="Times New Roman" w:hAnsi="Times New Roman" w:eastAsia="Malgun Gothic"/>
+          <w:b/>
+          <w:i w:val="0"/>
+          <w:sz w:val="22"/>
+        </w:rPr>
+        <w:t xml:space="preserve">Дарья: </w:t>
+      </w:r>
+      <w:r>
+        <w:rPr>
+          <w:rFonts w:ascii="Times New Roman" w:hAnsi="Times New Roman" w:eastAsia="Malgun Gothic"/>
+          <w:b w:val="0"/>
+          <w:i/>
+          <w:color w:val="555555"/>
+          <w:sz w:val="22"/>
+        </w:rPr>
+        <w:t>(смеётся)</w:t>
+      </w:r>
+      <w:r>
+        <w:rPr>
+          <w:rFonts w:ascii="Times New Roman" w:hAnsi="Times New Roman" w:eastAsia="Malgun Gothic"/>
+          <w:b w:val="0"/>
+          <w:i w:val="0"/>
+          <w:sz w:val="22"/>
+        </w:rPr>
+        <w:t xml:space="preserve"> Слышала, слышала. Нет, не про Моську. Может быть — «Адвокат, который не взял денег с деревни».</w:t>
+      </w:r>
+    </w:p>
+    <w:p>
+      <w:pPr>
         <w:keepNext/>
         <w:spacing w:before="320" w:after="140"/>
       </w:pPr>
@@ -1362,6 +2020,98 @@
           <w:sz w:val="22"/>
         </w:rPr>
         <w:t>Знаю её статьи. Толковая. И упрямая — это я говорю как комплимент.</w:t>
+      </w:r>
+    </w:p>
+    <w:p>
+      <w:pPr>
+        <w:spacing w:before="0" w:after="110" w:line="300" w:lineRule="auto"/>
+      </w:pPr>
+      <w:r>
+        <w:rPr>
+          <w:rFonts w:ascii="Times New Roman" w:hAnsi="Times New Roman" w:eastAsia="Malgun Gothic"/>
+          <w:b/>
+          <w:i w:val="0"/>
+          <w:sz w:val="22"/>
+        </w:rPr>
+        <w:t xml:space="preserve">Лёша: </w:t>
+      </w:r>
+      <w:r>
+        <w:rPr>
+          <w:rFonts w:ascii="Times New Roman" w:hAnsi="Times New Roman" w:eastAsia="Malgun Gothic"/>
+          <w:b w:val="0"/>
+          <w:i w:val="0"/>
+          <w:sz w:val="22"/>
+        </w:rPr>
+        <w:t>Вы с ней знакомы?</w:t>
+      </w:r>
+    </w:p>
+    <w:p>
+      <w:pPr>
+        <w:spacing w:before="0" w:after="110" w:line="300" w:lineRule="auto"/>
+      </w:pPr>
+      <w:r>
+        <w:rPr>
+          <w:rFonts w:ascii="Times New Roman" w:hAnsi="Times New Roman" w:eastAsia="Malgun Gothic"/>
+          <w:b/>
+          <w:i w:val="0"/>
+          <w:sz w:val="22"/>
+        </w:rPr>
+        <w:t xml:space="preserve">Быков: </w:t>
+      </w:r>
+      <w:r>
+        <w:rPr>
+          <w:rFonts w:ascii="Times New Roman" w:hAnsi="Times New Roman" w:eastAsia="Malgun Gothic"/>
+          <w:b w:val="0"/>
+          <w:i w:val="0"/>
+          <w:sz w:val="22"/>
+        </w:rPr>
+        <w:t>Лично — нет. Читаю. Пишет так, будто её нельзя купить. Это либо правда, либо очень высокая цена.</w:t>
+      </w:r>
+    </w:p>
+    <w:p>
+      <w:pPr>
+        <w:spacing w:before="0" w:after="110" w:line="300" w:lineRule="auto"/>
+      </w:pPr>
+      <w:r>
+        <w:rPr>
+          <w:rFonts w:ascii="Times New Roman" w:hAnsi="Times New Roman" w:eastAsia="Malgun Gothic"/>
+          <w:b/>
+          <w:i w:val="0"/>
+          <w:sz w:val="22"/>
+        </w:rPr>
+        <w:t xml:space="preserve">Лёша: </w:t>
+      </w:r>
+      <w:r>
+        <w:rPr>
+          <w:rFonts w:ascii="Times New Roman" w:hAnsi="Times New Roman" w:eastAsia="Malgun Gothic"/>
+          <w:b w:val="0"/>
+          <w:i w:val="0"/>
+          <w:sz w:val="22"/>
+        </w:rPr>
+        <w:t>А если правда?</w:t>
+      </w:r>
+    </w:p>
+    <w:p>
+      <w:pPr>
+        <w:spacing w:before="0" w:after="110" w:line="300" w:lineRule="auto"/>
+      </w:pPr>
+      <w:r>
+        <w:rPr>
+          <w:rFonts w:ascii="Times New Roman" w:hAnsi="Times New Roman" w:eastAsia="Malgun Gothic"/>
+          <w:b/>
+          <w:i w:val="0"/>
+          <w:sz w:val="22"/>
+        </w:rPr>
+        <w:t xml:space="preserve">Быков: </w:t>
+      </w:r>
+      <w:r>
+        <w:rPr>
+          <w:rFonts w:ascii="Times New Roman" w:hAnsi="Times New Roman" w:eastAsia="Malgun Gothic"/>
+          <w:b w:val="0"/>
+          <w:i w:val="0"/>
+          <w:sz w:val="22"/>
+        </w:rPr>
+        <w:t>Тогда тем более осторожно. Честные журналисты попадают в неприятности чаще продажных — и тянут за собой источники.</w:t>
       </w:r>
     </w:p>
     <w:p>
@@ -1569,6 +2319,52 @@
     </w:p>
     <w:p>
       <w:pPr>
+        <w:spacing w:before="0" w:after="110" w:line="300" w:lineRule="auto"/>
+      </w:pPr>
+      <w:r>
+        <w:rPr>
+          <w:rFonts w:ascii="Times New Roman" w:hAnsi="Times New Roman" w:eastAsia="Malgun Gothic"/>
+          <w:b/>
+          <w:i w:val="0"/>
+          <w:sz w:val="22"/>
+        </w:rPr>
+        <w:t xml:space="preserve">Лёша: </w:t>
+      </w:r>
+      <w:r>
+        <w:rPr>
+          <w:rFonts w:ascii="Times New Roman" w:hAnsi="Times New Roman" w:eastAsia="Malgun Gothic"/>
+          <w:b w:val="0"/>
+          <w:i w:val="0"/>
+          <w:sz w:val="22"/>
+        </w:rPr>
+        <w:t>Куценко всё равно ушёл злым.</w:t>
+      </w:r>
+    </w:p>
+    <w:p>
+      <w:pPr>
+        <w:spacing w:before="0" w:after="110" w:line="300" w:lineRule="auto"/>
+      </w:pPr>
+      <w:r>
+        <w:rPr>
+          <w:rFonts w:ascii="Times New Roman" w:hAnsi="Times New Roman" w:eastAsia="Malgun Gothic"/>
+          <w:b/>
+          <w:i w:val="0"/>
+          <w:sz w:val="22"/>
+        </w:rPr>
+        <w:t xml:space="preserve">Быков: </w:t>
+      </w:r>
+      <w:r>
+        <w:rPr>
+          <w:rFonts w:ascii="Times New Roman" w:hAnsi="Times New Roman" w:eastAsia="Malgun Gothic"/>
+          <w:b w:val="0"/>
+          <w:i w:val="0"/>
+          <w:sz w:val="22"/>
+        </w:rPr>
+        <w:t>Злым — не страшно. Страшно, когда противник уходит довольным. Значит, ты что-то упустил.</w:t>
+      </w:r>
+    </w:p>
+    <w:p>
+      <w:pPr>
         <w:keepNext/>
         <w:spacing w:before="320" w:after="140"/>
       </w:pPr>
@@ -1764,6 +2560,108 @@
           <w:i w:val="0"/>
           <w:sz w:val="22"/>
         </w:rPr>
+        <w:t>Обязательно передам. Он будет рад, хоть и не покажет.</w:t>
+      </w:r>
+    </w:p>
+    <w:p>
+      <w:pPr>
+        <w:spacing w:before="0" w:after="110" w:line="300" w:lineRule="auto"/>
+      </w:pPr>
+      <w:r>
+        <w:rPr>
+          <w:rFonts w:ascii="Times New Roman" w:hAnsi="Times New Roman" w:eastAsia="Malgun Gothic"/>
+          <w:b/>
+          <w:i w:val="0"/>
+          <w:sz w:val="22"/>
+        </w:rPr>
+        <w:t xml:space="preserve">Прохор: </w:t>
+      </w:r>
+      <w:r>
+        <w:rPr>
+          <w:rFonts w:ascii="Times New Roman" w:hAnsi="Times New Roman" w:eastAsia="Malgun Gothic"/>
+          <w:b w:val="0"/>
+          <w:i w:val="0"/>
+          <w:sz w:val="22"/>
+        </w:rPr>
+        <w:t>А в субботу-то приедете? Бабы пироги затеяли, самогон… то есть компот.</w:t>
+      </w:r>
+    </w:p>
+    <w:p>
+      <w:pPr>
+        <w:spacing w:before="0" w:after="110" w:line="300" w:lineRule="auto"/>
+      </w:pPr>
+      <w:r>
+        <w:rPr>
+          <w:rFonts w:ascii="Times New Roman" w:hAnsi="Times New Roman" w:eastAsia="Malgun Gothic"/>
+          <w:b/>
+          <w:i w:val="0"/>
+          <w:sz w:val="22"/>
+        </w:rPr>
+        <w:t xml:space="preserve">Лёша: </w:t>
+      </w:r>
+      <w:r>
+        <w:rPr>
+          <w:rFonts w:ascii="Times New Roman" w:hAnsi="Times New Roman" w:eastAsia="Malgun Gothic"/>
+          <w:b w:val="0"/>
+          <w:i/>
+          <w:color w:val="555555"/>
+          <w:sz w:val="22"/>
+        </w:rPr>
+        <w:t>(смеётся)</w:t>
+      </w:r>
+      <w:r>
+        <w:rPr>
+          <w:rFonts w:ascii="Times New Roman" w:hAnsi="Times New Roman" w:eastAsia="Malgun Gothic"/>
+          <w:b w:val="0"/>
+          <w:i w:val="0"/>
+          <w:sz w:val="22"/>
+        </w:rPr>
+        <w:t xml:space="preserve"> На компот приеду.</w:t>
+      </w:r>
+    </w:p>
+    <w:p>
+      <w:pPr>
+        <w:spacing w:before="0" w:after="110" w:line="300" w:lineRule="auto"/>
+      </w:pPr>
+      <w:r>
+        <w:rPr>
+          <w:rFonts w:ascii="Times New Roman" w:hAnsi="Times New Roman" w:eastAsia="Malgun Gothic"/>
+          <w:b/>
+          <w:i w:val="0"/>
+          <w:sz w:val="22"/>
+        </w:rPr>
+        <w:t xml:space="preserve">Прохор: </w:t>
+      </w:r>
+      <w:r>
+        <w:rPr>
+          <w:rFonts w:ascii="Times New Roman" w:hAnsi="Times New Roman" w:eastAsia="Malgun Gothic"/>
+          <w:b w:val="0"/>
+          <w:i w:val="0"/>
+          <w:sz w:val="22"/>
+        </w:rPr>
+        <w:t>И Виктора Петровича везите. Он у нас по берегу с банками ходил, пробы смотрел — народ запомнил.</w:t>
+      </w:r>
+    </w:p>
+    <w:p>
+      <w:pPr>
+        <w:spacing w:before="0" w:after="110" w:line="300" w:lineRule="auto"/>
+      </w:pPr>
+      <w:r>
+        <w:rPr>
+          <w:rFonts w:ascii="Times New Roman" w:hAnsi="Times New Roman" w:eastAsia="Malgun Gothic"/>
+          <w:b/>
+          <w:i w:val="0"/>
+          <w:sz w:val="22"/>
+        </w:rPr>
+        <w:t xml:space="preserve">Лёша: </w:t>
+      </w:r>
+      <w:r>
+        <w:rPr>
+          <w:rFonts w:ascii="Times New Roman" w:hAnsi="Times New Roman" w:eastAsia="Malgun Gothic"/>
+          <w:b w:val="0"/>
+          <w:i w:val="0"/>
+          <w:sz w:val="22"/>
+        </w:rPr>
         <w:t>Спасибо, Прохор Семёнович. Я запомню эти слова.</w:t>
       </w:r>
     </w:p>
@@ -1895,6 +2793,98 @@
           <w:i w:val="0"/>
           <w:sz w:val="22"/>
         </w:rPr>
+        <w:t>Кого вы имеете в виду?</w:t>
+      </w:r>
+    </w:p>
+    <w:p>
+      <w:pPr>
+        <w:spacing w:before="0" w:after="110" w:line="300" w:lineRule="auto"/>
+      </w:pPr>
+      <w:r>
+        <w:rPr>
+          <w:rFonts w:ascii="Times New Roman" w:hAnsi="Times New Roman" w:eastAsia="Malgun Gothic"/>
+          <w:b/>
+          <w:i w:val="0"/>
+          <w:sz w:val="22"/>
+        </w:rPr>
+        <w:t xml:space="preserve">Быков: </w:t>
+      </w:r>
+      <w:r>
+        <w:rPr>
+          <w:rFonts w:ascii="Times New Roman" w:hAnsi="Times New Roman" w:eastAsia="Malgun Gothic"/>
+          <w:b w:val="0"/>
+          <w:i w:val="0"/>
+          <w:sz w:val="22"/>
+        </w:rPr>
+        <w:t>Тех, кому интересно, насколько далеко готов зайти молодой адвокат из бюро Быкова. После сегодняшнего они это себе записали.</w:t>
+      </w:r>
+    </w:p>
+    <w:p>
+      <w:pPr>
+        <w:spacing w:before="0" w:after="110" w:line="300" w:lineRule="auto"/>
+      </w:pPr>
+      <w:r>
+        <w:rPr>
+          <w:rFonts w:ascii="Times New Roman" w:hAnsi="Times New Roman" w:eastAsia="Malgun Gothic"/>
+          <w:b/>
+          <w:i w:val="0"/>
+          <w:sz w:val="22"/>
+        </w:rPr>
+        <w:t xml:space="preserve">Лёша: </w:t>
+      </w:r>
+      <w:r>
+        <w:rPr>
+          <w:rFonts w:ascii="Times New Roman" w:hAnsi="Times New Roman" w:eastAsia="Malgun Gothic"/>
+          <w:b w:val="0"/>
+          <w:i w:val="0"/>
+          <w:sz w:val="22"/>
+        </w:rPr>
+        <w:t>Мне начинать бояться?</w:t>
+      </w:r>
+    </w:p>
+    <w:p>
+      <w:pPr>
+        <w:spacing w:before="0" w:after="110" w:line="300" w:lineRule="auto"/>
+      </w:pPr>
+      <w:r>
+        <w:rPr>
+          <w:rFonts w:ascii="Times New Roman" w:hAnsi="Times New Roman" w:eastAsia="Malgun Gothic"/>
+          <w:b/>
+          <w:i w:val="0"/>
+          <w:sz w:val="22"/>
+        </w:rPr>
+        <w:t xml:space="preserve">Быков: </w:t>
+      </w:r>
+      <w:r>
+        <w:rPr>
+          <w:rFonts w:ascii="Times New Roman" w:hAnsi="Times New Roman" w:eastAsia="Malgun Gothic"/>
+          <w:b w:val="0"/>
+          <w:i w:val="0"/>
+          <w:sz w:val="22"/>
+        </w:rPr>
+        <w:t>Начинать думать. Бояться будешь потом — на это у тебя ещё будет время.</w:t>
+      </w:r>
+    </w:p>
+    <w:p>
+      <w:pPr>
+        <w:spacing w:before="0" w:after="110" w:line="300" w:lineRule="auto"/>
+      </w:pPr>
+      <w:r>
+        <w:rPr>
+          <w:rFonts w:ascii="Times New Roman" w:hAnsi="Times New Roman" w:eastAsia="Malgun Gothic"/>
+          <w:b/>
+          <w:i w:val="0"/>
+          <w:sz w:val="22"/>
+        </w:rPr>
+        <w:t xml:space="preserve">Лёша: </w:t>
+      </w:r>
+      <w:r>
+        <w:rPr>
+          <w:rFonts w:ascii="Times New Roman" w:hAnsi="Times New Roman" w:eastAsia="Malgun Gothic"/>
+          <w:b w:val="0"/>
+          <w:i w:val="0"/>
+          <w:sz w:val="22"/>
+        </w:rPr>
         <w:t>А «Сибзавод»? Мы правда сможем победить и там?</w:t>
       </w:r>
     </w:p>
@@ -2011,6 +3001,108 @@
           <w:sz w:val="22"/>
         </w:rPr>
         <w:t>Настоящая борьба, Алексей, ещё даже не началась.</w:t>
+      </w:r>
+    </w:p>
+    <w:p>
+      <w:pPr>
+        <w:spacing w:before="0" w:after="110" w:line="300" w:lineRule="auto"/>
+      </w:pPr>
+      <w:r>
+        <w:rPr>
+          <w:rFonts w:ascii="Times New Roman" w:hAnsi="Times New Roman" w:eastAsia="Malgun Gothic"/>
+          <w:b/>
+          <w:i w:val="0"/>
+          <w:sz w:val="22"/>
+        </w:rPr>
+        <w:t xml:space="preserve">Лёша: </w:t>
+      </w:r>
+      <w:r>
+        <w:rPr>
+          <w:rFonts w:ascii="Times New Roman" w:hAnsi="Times New Roman" w:eastAsia="Malgun Gothic"/>
+          <w:b w:val="0"/>
+          <w:i w:val="0"/>
+          <w:sz w:val="22"/>
+        </w:rPr>
+        <w:t>Тогда можно я сегодня хотя бы порадуюсь?</w:t>
+      </w:r>
+    </w:p>
+    <w:p>
+      <w:pPr>
+        <w:spacing w:before="0" w:after="110" w:line="300" w:lineRule="auto"/>
+      </w:pPr>
+      <w:r>
+        <w:rPr>
+          <w:rFonts w:ascii="Times New Roman" w:hAnsi="Times New Roman" w:eastAsia="Malgun Gothic"/>
+          <w:b/>
+          <w:i w:val="0"/>
+          <w:sz w:val="22"/>
+        </w:rPr>
+        <w:t xml:space="preserve">Быков: </w:t>
+      </w:r>
+      <w:r>
+        <w:rPr>
+          <w:rFonts w:ascii="Times New Roman" w:hAnsi="Times New Roman" w:eastAsia="Malgun Gothic"/>
+          <w:b w:val="0"/>
+          <w:i/>
+          <w:color w:val="555555"/>
+          <w:sz w:val="22"/>
+        </w:rPr>
+        <w:t>(достаёт из шкафа два стакана и бутылку лимонада)</w:t>
+      </w:r>
+      <w:r>
+        <w:rPr>
+          <w:rFonts w:ascii="Times New Roman" w:hAnsi="Times New Roman" w:eastAsia="Malgun Gothic"/>
+          <w:b w:val="0"/>
+          <w:i w:val="0"/>
+          <w:sz w:val="22"/>
+        </w:rPr>
+        <w:t xml:space="preserve"> Можно. Только лимонадом. Шампанское — когда закончим «Сибзавод».</w:t>
+      </w:r>
+    </w:p>
+    <w:p>
+      <w:pPr>
+        <w:spacing w:before="0" w:after="110" w:line="300" w:lineRule="auto"/>
+      </w:pPr>
+      <w:r>
+        <w:rPr>
+          <w:rFonts w:ascii="Times New Roman" w:hAnsi="Times New Roman" w:eastAsia="Malgun Gothic"/>
+          <w:b/>
+          <w:i w:val="0"/>
+          <w:sz w:val="22"/>
+        </w:rPr>
+        <w:t xml:space="preserve">Лёша: </w:t>
+      </w:r>
+      <w:r>
+        <w:rPr>
+          <w:rFonts w:ascii="Times New Roman" w:hAnsi="Times New Roman" w:eastAsia="Malgun Gothic"/>
+          <w:b w:val="0"/>
+          <w:i w:val="0"/>
+          <w:sz w:val="22"/>
+        </w:rPr>
+        <w:t>За Ольховку, Виктор Петрович.</w:t>
+      </w:r>
+    </w:p>
+    <w:p>
+      <w:pPr>
+        <w:spacing w:before="0" w:after="110" w:line="300" w:lineRule="auto"/>
+      </w:pPr>
+      <w:r>
+        <w:rPr>
+          <w:rFonts w:ascii="Times New Roman" w:hAnsi="Times New Roman" w:eastAsia="Malgun Gothic"/>
+          <w:b/>
+          <w:i w:val="0"/>
+          <w:sz w:val="22"/>
+        </w:rPr>
+        <w:t xml:space="preserve">Быков: </w:t>
+      </w:r>
+      <w:r>
+        <w:rPr>
+          <w:rFonts w:ascii="Times New Roman" w:hAnsi="Times New Roman" w:eastAsia="Malgun Gothic"/>
+          <w:b w:val="0"/>
+          <w:i w:val="0"/>
+          <w:sz w:val="22"/>
+        </w:rPr>
+        <w:t>За Ольховку. И за реку, которой всё равно, кто выиграл, лишь бы в ней снова завелась рыба.</w:t>
       </w:r>
     </w:p>
     <w:p>

--- a/러시아 인권변호사/1부/1부_5화_작은_승리.docx
+++ b/러시아 인권변호사/1부/1부_5화_작은_승리.docx
@@ -2468,7 +2468,7 @@
           <w:i w:val="0"/>
           <w:sz w:val="22"/>
         </w:rPr>
-        <w:t>Быков открыл столько же дверей, сколько я. Может, больше.</w:t>
+        <w:t>Виктор Петрович открыл столько же дверей, сколько я. Может, больше.</w:t>
       </w:r>
     </w:p>
     <w:p>

--- a/러시아 인권변호사/1부/1부_5화_작은_승리.docx
+++ b/러시아 인권변호사/1부/1부_5화_작은_승리.docx
@@ -3141,7 +3141,7 @@
           <w:i w:val="0"/>
           <w:sz w:val="22"/>
         </w:rPr>
-        <w:t xml:space="preserve"> — 장면 3에서 패소한 쿠첸코가 료샤를 ‘코끼리에게 짖는 모스카’에 빗대 조롱하면서도 “나는 코끼리가 아니다, 코끼리는 따로 있다”고 흘린다. 료샤는 “모스카는 법대로 짖는다”고 받아친다. 리트비노프와 크릴로프라는 진짜 ‘코끼리’를 예고하는 인용.</w:t>
+        <w:t xml:space="preserve"> — 한국어 해설: 장면 3에서 패소한 쿠첸코가 료샤를 ‘코끼리에게 짖는 모스카’에 빗대 조롱하면서도 “나는 코끼리가 아니다, 코끼리는 따로 있다”고 흘린다. 료샤는 “모스카는 법대로 짖는다”고 받아친다. 리트비노프와 크릴로프라는 진짜 ‘코끼리’를 예고하는 인용.</w:t>
       </w:r>
     </w:p>
     <w:p>
@@ -3164,7 +3164,7 @@
           <w:i w:val="0"/>
           <w:sz w:val="22"/>
         </w:rPr>
-        <w:t xml:space="preserve"> — 장면 7에서 주민 대표 프로호르가 학교에서 외운 구절을 떠올리며 “우리 올호프카는 볼가가 아니지만 2년 동안 그만큼 신음했다”고 말한다. 권력의 문 앞에서 외면당하는 민중이라는 원작의 주제가 “모든 문이 닫혀 있었는데 당신이 하나를 열었다”는 대사와 맞닿는다.</w:t>
+        <w:t xml:space="preserve"> — 한국어 해설: 장면 7에서 주민 대표 프로호르가 학교에서 외운 구절을 떠올리며 “우리 올호프카는 볼가가 아니지만 2년 동안 그만큼 신음했다”고 말한다. 권력의 문 앞에서 외면당하는 민중이라는 원작의 주제가 “모든 문이 닫혀 있었는데 당신이 하나를 열었다”는 대사와 맞닿는다.</w:t>
       </w:r>
     </w:p>
     <w:p>

--- a/러시아 인권변호사/1부/1부_5화_작은_승리.docx
+++ b/러시아 인권변호사/1부/1부_5화_작은_승리.docx
@@ -36,7 +36,7 @@
           <w:i w:val="0"/>
           <w:sz w:val="22"/>
         </w:rPr>
-        <w:t>알렉세이 “료샤” 오를로프(젊은 변호사) / 빅토르 페트로비치 비코프(료샤의 스승) / 예고르 블라디미로비치 쿠첸코(염료공장 소유주, 피고) / 판사 베라 톨스타야 / 다리야 이고레브나 볼코바(「Сибирский наблюдатель」 탐사보도 기자) / 프로호르 세묘노비치 신(올호프카 마을 주민 대표)</w:t>
+        <w:t>알렉세이 “료샤” 오를로프(젊은 변호사) / 빅토르 페트로비치 비코프(료샤의 스승) / 예고르 블라디미로비치 쿠첸코(염료공장 소유주, 피고) / 판사 베라 톨스타야 / 다리야 이고레브나 볼코바(「Сибирский наблюдатель」 탐사보도 기자) / 프로호르 세묘노비치 신(올호프카 마을 주민 대표) / 클라브디야 이바노브나(올호프카 주민, 잔칫상 담당) / 이웃 남자(올호프카 주민)</w:t>
       </w:r>
     </w:p>
     <w:p>
@@ -3118,12 +3118,12 @@
           <w:color w:val="1F3864"/>
           <w:sz w:val="26"/>
         </w:rPr>
-        <w:t>핵심 문학 인용</w:t>
+        <w:t>장면 9 — 토요일, 올호프카 마을 잔치</w:t>
       </w:r>
     </w:p>
     <w:p>
       <w:pPr>
-        <w:spacing w:before="0" w:after="120"/>
+        <w:spacing w:before="0" w:after="110" w:line="300" w:lineRule="auto"/>
       </w:pPr>
       <w:r>
         <w:rPr>
@@ -3132,20 +3132,914 @@
           <w:i w:val="0"/>
           <w:sz w:val="22"/>
         </w:rPr>
-        <w:t>Крылов, «Слон и Моська» (1808): «Ай, Моська! знать она сильна, / Что лает на Слона!»</w:t>
+        <w:t xml:space="preserve">Прохор: </w:t>
       </w:r>
       <w:r>
         <w:rPr>
           <w:rFonts w:ascii="Times New Roman" w:hAnsi="Times New Roman" w:eastAsia="Malgun Gothic"/>
           <w:b w:val="0"/>
-          <w:i w:val="0"/>
-          <w:sz w:val="22"/>
-        </w:rPr>
-        <w:t xml:space="preserve"> — 한국어 해설: 장면 3에서 패소한 쿠첸코가 료샤를 ‘코끼리에게 짖는 모스카’에 빗대 조롱하면서도 “나는 코끼리가 아니다, 코끼리는 따로 있다”고 흘린다. 료샤는 “모스카는 법대로 짖는다”고 받아친다. 리트비노프와 크릴로프라는 진짜 ‘코끼리’를 예고하는 인용.</w:t>
+          <w:i/>
+          <w:color w:val="555555"/>
+          <w:sz w:val="22"/>
+        </w:rPr>
+        <w:t>(встаёт с рюмкой)</w:t>
+      </w:r>
+      <w:r>
+        <w:rPr>
+          <w:rFonts w:ascii="Times New Roman" w:hAnsi="Times New Roman" w:eastAsia="Malgun Gothic"/>
+          <w:b w:val="0"/>
+          <w:i w:val="0"/>
+          <w:sz w:val="22"/>
+        </w:rPr>
+        <w:t xml:space="preserve"> Тише, тише, люди! Дайте слово сказать.</w:t>
       </w:r>
     </w:p>
     <w:p>
       <w:pPr>
+        <w:spacing w:before="0" w:after="110" w:line="300" w:lineRule="auto"/>
+      </w:pPr>
+      <w:r>
+        <w:rPr>
+          <w:rFonts w:ascii="Times New Roman" w:hAnsi="Times New Roman" w:eastAsia="Malgun Gothic"/>
+          <w:b/>
+          <w:i w:val="0"/>
+          <w:sz w:val="22"/>
+        </w:rPr>
+        <w:t xml:space="preserve">Клавдия: </w:t>
+      </w:r>
+      <w:r>
+        <w:rPr>
+          <w:rFonts w:ascii="Times New Roman" w:hAnsi="Times New Roman" w:eastAsia="Malgun Gothic"/>
+          <w:b w:val="0"/>
+          <w:i w:val="0"/>
+          <w:sz w:val="22"/>
+        </w:rPr>
+        <w:t>Прохор Семёнович, только недолго, а то пельмени остынут.</w:t>
+      </w:r>
+    </w:p>
+    <w:p>
+      <w:pPr>
+        <w:spacing w:before="0" w:after="110" w:line="300" w:lineRule="auto"/>
+      </w:pPr>
+      <w:r>
+        <w:rPr>
+          <w:rFonts w:ascii="Times New Roman" w:hAnsi="Times New Roman" w:eastAsia="Malgun Gothic"/>
+          <w:b/>
+          <w:i w:val="0"/>
+          <w:sz w:val="22"/>
+        </w:rPr>
+        <w:t xml:space="preserve">Прохор: </w:t>
+      </w:r>
+      <w:r>
+        <w:rPr>
+          <w:rFonts w:ascii="Times New Roman" w:hAnsi="Times New Roman" w:eastAsia="Malgun Gothic"/>
+          <w:b w:val="0"/>
+          <w:i w:val="0"/>
+          <w:sz w:val="22"/>
+        </w:rPr>
+        <w:t>Недолго, Клава, недолго. Значит, так. Два года мы эту воду терпели. А потом приехали два человека из города и сказали: хватит. За Алексея Николаевича и за Виктора Петровича!</w:t>
+      </w:r>
+    </w:p>
+    <w:p>
+      <w:pPr>
+        <w:spacing w:before="0" w:after="110" w:line="300" w:lineRule="auto"/>
+      </w:pPr>
+      <w:r>
+        <w:rPr>
+          <w:rFonts w:ascii="Times New Roman" w:hAnsi="Times New Roman" w:eastAsia="Malgun Gothic"/>
+          <w:b/>
+          <w:i w:val="0"/>
+          <w:sz w:val="22"/>
+        </w:rPr>
+        <w:t xml:space="preserve">Сосед: </w:t>
+      </w:r>
+      <w:r>
+        <w:rPr>
+          <w:rFonts w:ascii="Times New Roman" w:hAnsi="Times New Roman" w:eastAsia="Malgun Gothic"/>
+          <w:b w:val="0"/>
+          <w:i w:val="0"/>
+          <w:sz w:val="22"/>
+        </w:rPr>
+        <w:t>За них! До дна!</w:t>
+      </w:r>
+    </w:p>
+    <w:p>
+      <w:pPr>
+        <w:spacing w:before="0" w:after="110" w:line="300" w:lineRule="auto"/>
+      </w:pPr>
+      <w:r>
+        <w:rPr>
+          <w:rFonts w:ascii="Times New Roman" w:hAnsi="Times New Roman" w:eastAsia="Malgun Gothic"/>
+          <w:b/>
+          <w:i w:val="0"/>
+          <w:sz w:val="22"/>
+        </w:rPr>
+        <w:t xml:space="preserve">Быков: </w:t>
+      </w:r>
+      <w:r>
+        <w:rPr>
+          <w:rFonts w:ascii="Times New Roman" w:hAnsi="Times New Roman" w:eastAsia="Malgun Gothic"/>
+          <w:b w:val="0"/>
+          <w:i w:val="0"/>
+          <w:sz w:val="22"/>
+        </w:rPr>
+        <w:t>Мне, Прохор Семёнович, компот. У меня уговор: крепкое — только после «Сибзавода».</w:t>
+      </w:r>
+    </w:p>
+    <w:p>
+      <w:pPr>
+        <w:spacing w:before="0" w:after="110" w:line="300" w:lineRule="auto"/>
+      </w:pPr>
+      <w:r>
+        <w:rPr>
+          <w:rFonts w:ascii="Times New Roman" w:hAnsi="Times New Roman" w:eastAsia="Malgun Gothic"/>
+          <w:b/>
+          <w:i w:val="0"/>
+          <w:sz w:val="22"/>
+        </w:rPr>
+        <w:t xml:space="preserve">Прохор: </w:t>
+      </w:r>
+      <w:r>
+        <w:rPr>
+          <w:rFonts w:ascii="Times New Roman" w:hAnsi="Times New Roman" w:eastAsia="Malgun Gothic"/>
+          <w:b w:val="0"/>
+          <w:i w:val="0"/>
+          <w:sz w:val="22"/>
+        </w:rPr>
+        <w:t>Уговор дороже денег. Клава, налей Виктору Петровичу компоту.</w:t>
+      </w:r>
+    </w:p>
+    <w:p>
+      <w:pPr>
+        <w:spacing w:before="0" w:after="110" w:line="300" w:lineRule="auto"/>
+      </w:pPr>
+      <w:r>
+        <w:rPr>
+          <w:rFonts w:ascii="Times New Roman" w:hAnsi="Times New Roman" w:eastAsia="Malgun Gothic"/>
+          <w:b/>
+          <w:i w:val="0"/>
+          <w:sz w:val="22"/>
+        </w:rPr>
+        <w:t xml:space="preserve">Клавдия: </w:t>
+      </w:r>
+      <w:r>
+        <w:rPr>
+          <w:rFonts w:ascii="Times New Roman" w:hAnsi="Times New Roman" w:eastAsia="Malgun Gothic"/>
+          <w:b w:val="0"/>
+          <w:i w:val="0"/>
+          <w:sz w:val="22"/>
+        </w:rPr>
+        <w:t>Компот весь выпили, есть клюквенный морс. Будете?</w:t>
+      </w:r>
+    </w:p>
+    <w:p>
+      <w:pPr>
+        <w:spacing w:before="0" w:after="110" w:line="300" w:lineRule="auto"/>
+      </w:pPr>
+      <w:r>
+        <w:rPr>
+          <w:rFonts w:ascii="Times New Roman" w:hAnsi="Times New Roman" w:eastAsia="Malgun Gothic"/>
+          <w:b/>
+          <w:i w:val="0"/>
+          <w:sz w:val="22"/>
+        </w:rPr>
+        <w:t xml:space="preserve">Быков: </w:t>
+      </w:r>
+      <w:r>
+        <w:rPr>
+          <w:rFonts w:ascii="Times New Roman" w:hAnsi="Times New Roman" w:eastAsia="Malgun Gothic"/>
+          <w:b w:val="0"/>
+          <w:i w:val="0"/>
+          <w:sz w:val="22"/>
+        </w:rPr>
+        <w:t>Буду. Морс — это даже лучше.</w:t>
+      </w:r>
+    </w:p>
+    <w:p>
+      <w:pPr>
+        <w:spacing w:before="0" w:after="110" w:line="300" w:lineRule="auto"/>
+      </w:pPr>
+      <w:r>
+        <w:rPr>
+          <w:rFonts w:ascii="Times New Roman" w:hAnsi="Times New Roman" w:eastAsia="Malgun Gothic"/>
+          <w:b/>
+          <w:i w:val="0"/>
+          <w:sz w:val="22"/>
+        </w:rPr>
+        <w:t xml:space="preserve">Лёша: </w:t>
+      </w:r>
+      <w:r>
+        <w:rPr>
+          <w:rFonts w:ascii="Times New Roman" w:hAnsi="Times New Roman" w:eastAsia="Malgun Gothic"/>
+          <w:b w:val="0"/>
+          <w:i w:val="0"/>
+          <w:sz w:val="22"/>
+        </w:rPr>
+        <w:t>И мне морсу, если можно. Мне ещё обратно ехать.</w:t>
+      </w:r>
+    </w:p>
+    <w:p>
+      <w:pPr>
+        <w:spacing w:before="0" w:after="110" w:line="300" w:lineRule="auto"/>
+      </w:pPr>
+      <w:r>
+        <w:rPr>
+          <w:rFonts w:ascii="Times New Roman" w:hAnsi="Times New Roman" w:eastAsia="Malgun Gothic"/>
+          <w:b/>
+          <w:i w:val="0"/>
+          <w:sz w:val="22"/>
+        </w:rPr>
+        <w:t xml:space="preserve">Сосед: </w:t>
+      </w:r>
+      <w:r>
+        <w:rPr>
+          <w:rFonts w:ascii="Times New Roman" w:hAnsi="Times New Roman" w:eastAsia="Malgun Gothic"/>
+          <w:b w:val="0"/>
+          <w:i w:val="0"/>
+          <w:sz w:val="22"/>
+        </w:rPr>
+        <w:t>Эх, молодёжь… Ну хоть закусывайте, раз не пьёте.</w:t>
+      </w:r>
+    </w:p>
+    <w:p>
+      <w:pPr>
+        <w:spacing w:before="0" w:after="110" w:line="300" w:lineRule="auto"/>
+      </w:pPr>
+      <w:r>
+        <w:rPr>
+          <w:rFonts w:ascii="Times New Roman" w:hAnsi="Times New Roman" w:eastAsia="Malgun Gothic"/>
+          <w:b/>
+          <w:i w:val="0"/>
+          <w:sz w:val="22"/>
+        </w:rPr>
+        <w:t xml:space="preserve">Клавдия: </w:t>
+      </w:r>
+      <w:r>
+        <w:rPr>
+          <w:rFonts w:ascii="Times New Roman" w:hAnsi="Times New Roman" w:eastAsia="Malgun Gothic"/>
+          <w:b w:val="0"/>
+          <w:i w:val="0"/>
+          <w:sz w:val="22"/>
+        </w:rPr>
+        <w:t>Алексей Николаевич, вот, холодца возьмите. И хрен к нему — сама тёрла, аж слёзы текли.</w:t>
+      </w:r>
+    </w:p>
+    <w:p>
+      <w:pPr>
+        <w:spacing w:before="0" w:after="110" w:line="300" w:lineRule="auto"/>
+      </w:pPr>
+      <w:r>
+        <w:rPr>
+          <w:rFonts w:ascii="Times New Roman" w:hAnsi="Times New Roman" w:eastAsia="Malgun Gothic"/>
+          <w:b/>
+          <w:i w:val="0"/>
+          <w:sz w:val="22"/>
+        </w:rPr>
+        <w:t xml:space="preserve">Лёша: </w:t>
+      </w:r>
+      <w:r>
+        <w:rPr>
+          <w:rFonts w:ascii="Times New Roman" w:hAnsi="Times New Roman" w:eastAsia="Malgun Gothic"/>
+          <w:b w:val="0"/>
+          <w:i w:val="0"/>
+          <w:sz w:val="22"/>
+        </w:rPr>
+        <w:t>Спасибо. Ух… Хрен у вас злой.</w:t>
+      </w:r>
+    </w:p>
+    <w:p>
+      <w:pPr>
+        <w:spacing w:before="0" w:after="110" w:line="300" w:lineRule="auto"/>
+      </w:pPr>
+      <w:r>
+        <w:rPr>
+          <w:rFonts w:ascii="Times New Roman" w:hAnsi="Times New Roman" w:eastAsia="Malgun Gothic"/>
+          <w:b/>
+          <w:i w:val="0"/>
+          <w:sz w:val="22"/>
+        </w:rPr>
+        <w:t xml:space="preserve">Клавдия: </w:t>
+      </w:r>
+      <w:r>
+        <w:rPr>
+          <w:rFonts w:ascii="Times New Roman" w:hAnsi="Times New Roman" w:eastAsia="Malgun Gothic"/>
+          <w:b w:val="0"/>
+          <w:i w:val="0"/>
+          <w:sz w:val="22"/>
+        </w:rPr>
+        <w:t>А то! Хрен и должен быть злой, иначе это не хрен, а недоразумение.</w:t>
+      </w:r>
+    </w:p>
+    <w:p>
+      <w:pPr>
+        <w:spacing w:before="0" w:after="110" w:line="300" w:lineRule="auto"/>
+      </w:pPr>
+      <w:r>
+        <w:rPr>
+          <w:rFonts w:ascii="Times New Roman" w:hAnsi="Times New Roman" w:eastAsia="Malgun Gothic"/>
+          <w:b/>
+          <w:i w:val="0"/>
+          <w:sz w:val="22"/>
+        </w:rPr>
+        <w:t xml:space="preserve">Лёша: </w:t>
+      </w:r>
+      <w:r>
+        <w:rPr>
+          <w:rFonts w:ascii="Times New Roman" w:hAnsi="Times New Roman" w:eastAsia="Malgun Gothic"/>
+          <w:b w:val="0"/>
+          <w:i w:val="0"/>
+          <w:sz w:val="22"/>
+        </w:rPr>
+        <w:t>А холодец — просто сказка. Как вы его делаете?</w:t>
+      </w:r>
+    </w:p>
+    <w:p>
+      <w:pPr>
+        <w:spacing w:before="0" w:after="110" w:line="300" w:lineRule="auto"/>
+      </w:pPr>
+      <w:r>
+        <w:rPr>
+          <w:rFonts w:ascii="Times New Roman" w:hAnsi="Times New Roman" w:eastAsia="Malgun Gothic"/>
+          <w:b/>
+          <w:i w:val="0"/>
+          <w:sz w:val="22"/>
+        </w:rPr>
+        <w:t xml:space="preserve">Клавдия: </w:t>
+      </w:r>
+      <w:r>
+        <w:rPr>
+          <w:rFonts w:ascii="Times New Roman" w:hAnsi="Times New Roman" w:eastAsia="Malgun Gothic"/>
+          <w:b w:val="0"/>
+          <w:i w:val="0"/>
+          <w:sz w:val="22"/>
+        </w:rPr>
+        <w:t>Да какой там секрет. Ножки, терпение и ночь на плите. Главное — не торопиться.</w:t>
+      </w:r>
+    </w:p>
+    <w:p>
+      <w:pPr>
+        <w:spacing w:before="0" w:after="110" w:line="300" w:lineRule="auto"/>
+      </w:pPr>
+      <w:r>
+        <w:rPr>
+          <w:rFonts w:ascii="Times New Roman" w:hAnsi="Times New Roman" w:eastAsia="Malgun Gothic"/>
+          <w:b/>
+          <w:i w:val="0"/>
+          <w:sz w:val="22"/>
+        </w:rPr>
+        <w:t xml:space="preserve">Быков: </w:t>
+      </w:r>
+      <w:r>
+        <w:rPr>
+          <w:rFonts w:ascii="Times New Roman" w:hAnsi="Times New Roman" w:eastAsia="Malgun Gothic"/>
+          <w:b w:val="0"/>
+          <w:i w:val="0"/>
+          <w:sz w:val="22"/>
+        </w:rPr>
+        <w:t>Как в суде. Терпение и ни в коем случае не торопиться.</w:t>
+      </w:r>
+    </w:p>
+    <w:p>
+      <w:pPr>
+        <w:spacing w:before="0" w:after="110" w:line="300" w:lineRule="auto"/>
+      </w:pPr>
+      <w:r>
+        <w:rPr>
+          <w:rFonts w:ascii="Times New Roman" w:hAnsi="Times New Roman" w:eastAsia="Malgun Gothic"/>
+          <w:b/>
+          <w:i w:val="0"/>
+          <w:sz w:val="22"/>
+        </w:rPr>
+        <w:t xml:space="preserve">Клавдия: </w:t>
+      </w:r>
+      <w:r>
+        <w:rPr>
+          <w:rFonts w:ascii="Times New Roman" w:hAnsi="Times New Roman" w:eastAsia="Malgun Gothic"/>
+          <w:b w:val="0"/>
+          <w:i/>
+          <w:color w:val="555555"/>
+          <w:sz w:val="22"/>
+        </w:rPr>
+        <w:t>(смеётся)</w:t>
+      </w:r>
+      <w:r>
+        <w:rPr>
+          <w:rFonts w:ascii="Times New Roman" w:hAnsi="Times New Roman" w:eastAsia="Malgun Gothic"/>
+          <w:b w:val="0"/>
+          <w:i w:val="0"/>
+          <w:sz w:val="22"/>
+        </w:rPr>
+        <w:t xml:space="preserve"> Скажете тоже, Виктор Петрович.</w:t>
+      </w:r>
+    </w:p>
+    <w:p>
+      <w:pPr>
+        <w:spacing w:before="0" w:after="110" w:line="300" w:lineRule="auto"/>
+      </w:pPr>
+      <w:r>
+        <w:rPr>
+          <w:rFonts w:ascii="Times New Roman" w:hAnsi="Times New Roman" w:eastAsia="Malgun Gothic"/>
+          <w:b/>
+          <w:i w:val="0"/>
+          <w:sz w:val="22"/>
+        </w:rPr>
+        <w:t xml:space="preserve">Сосед: </w:t>
+      </w:r>
+      <w:r>
+        <w:rPr>
+          <w:rFonts w:ascii="Times New Roman" w:hAnsi="Times New Roman" w:eastAsia="Malgun Gothic"/>
+          <w:b w:val="0"/>
+          <w:i w:val="0"/>
+          <w:sz w:val="22"/>
+        </w:rPr>
+        <w:t>А грибочки пробовали? Сам собирал. Рыжики.</w:t>
+      </w:r>
+    </w:p>
+    <w:p>
+      <w:pPr>
+        <w:spacing w:before="0" w:after="110" w:line="300" w:lineRule="auto"/>
+      </w:pPr>
+      <w:r>
+        <w:rPr>
+          <w:rFonts w:ascii="Times New Roman" w:hAnsi="Times New Roman" w:eastAsia="Malgun Gothic"/>
+          <w:b/>
+          <w:i w:val="0"/>
+          <w:sz w:val="22"/>
+        </w:rPr>
+        <w:t xml:space="preserve">Лёша: </w:t>
+      </w:r>
+      <w:r>
+        <w:rPr>
+          <w:rFonts w:ascii="Times New Roman" w:hAnsi="Times New Roman" w:eastAsia="Malgun Gothic"/>
+          <w:b w:val="0"/>
+          <w:i w:val="0"/>
+          <w:sz w:val="22"/>
+        </w:rPr>
+        <w:t>Ещё нет. Можно?</w:t>
+      </w:r>
+    </w:p>
+    <w:p>
+      <w:pPr>
+        <w:spacing w:before="0" w:after="110" w:line="300" w:lineRule="auto"/>
+      </w:pPr>
+      <w:r>
+        <w:rPr>
+          <w:rFonts w:ascii="Times New Roman" w:hAnsi="Times New Roman" w:eastAsia="Malgun Gothic"/>
+          <w:b/>
+          <w:i w:val="0"/>
+          <w:sz w:val="22"/>
+        </w:rPr>
+        <w:t xml:space="preserve">Сосед: </w:t>
+      </w:r>
+      <w:r>
+        <w:rPr>
+          <w:rFonts w:ascii="Times New Roman" w:hAnsi="Times New Roman" w:eastAsia="Malgun Gothic"/>
+          <w:b w:val="0"/>
+          <w:i w:val="0"/>
+          <w:sz w:val="22"/>
+        </w:rPr>
+        <w:t>Нужно! Под рыжики и морс сойдёт, так уж и быть.</w:t>
+      </w:r>
+    </w:p>
+    <w:p>
+      <w:pPr>
+        <w:spacing w:before="0" w:after="110" w:line="300" w:lineRule="auto"/>
+      </w:pPr>
+      <w:r>
+        <w:rPr>
+          <w:rFonts w:ascii="Times New Roman" w:hAnsi="Times New Roman" w:eastAsia="Malgun Gothic"/>
+          <w:b/>
+          <w:i w:val="0"/>
+          <w:sz w:val="22"/>
+        </w:rPr>
+        <w:t xml:space="preserve">Прохор: </w:t>
+      </w:r>
+      <w:r>
+        <w:rPr>
+          <w:rFonts w:ascii="Times New Roman" w:hAnsi="Times New Roman" w:eastAsia="Malgun Gothic"/>
+          <w:b w:val="0"/>
+          <w:i w:val="0"/>
+          <w:sz w:val="22"/>
+        </w:rPr>
+        <w:t>Алексей Николаевич, вы на пирожки налегайте. Эти с капустой, эти с картошкой, а вон те — с яйцом и луком.</w:t>
+      </w:r>
+    </w:p>
+    <w:p>
+      <w:pPr>
+        <w:spacing w:before="0" w:after="110" w:line="300" w:lineRule="auto"/>
+      </w:pPr>
+      <w:r>
+        <w:rPr>
+          <w:rFonts w:ascii="Times New Roman" w:hAnsi="Times New Roman" w:eastAsia="Malgun Gothic"/>
+          <w:b/>
+          <w:i w:val="0"/>
+          <w:sz w:val="22"/>
+        </w:rPr>
+        <w:t xml:space="preserve">Лёша: </w:t>
+      </w:r>
+      <w:r>
+        <w:rPr>
+          <w:rFonts w:ascii="Times New Roman" w:hAnsi="Times New Roman" w:eastAsia="Malgun Gothic"/>
+          <w:b w:val="0"/>
+          <w:i w:val="0"/>
+          <w:sz w:val="22"/>
+        </w:rPr>
+        <w:t>Прохор Семёнович, я уже третий доедаю. Я же потом из-за стола не встану.</w:t>
+      </w:r>
+    </w:p>
+    <w:p>
+      <w:pPr>
+        <w:spacing w:before="0" w:after="110" w:line="300" w:lineRule="auto"/>
+      </w:pPr>
+      <w:r>
+        <w:rPr>
+          <w:rFonts w:ascii="Times New Roman" w:hAnsi="Times New Roman" w:eastAsia="Malgun Gothic"/>
+          <w:b/>
+          <w:i w:val="0"/>
+          <w:sz w:val="22"/>
+        </w:rPr>
+        <w:t xml:space="preserve">Прохор: </w:t>
+      </w:r>
+      <w:r>
+        <w:rPr>
+          <w:rFonts w:ascii="Times New Roman" w:hAnsi="Times New Roman" w:eastAsia="Malgun Gothic"/>
+          <w:b w:val="0"/>
+          <w:i w:val="0"/>
+          <w:sz w:val="22"/>
+        </w:rPr>
+        <w:t>А мы вас и не отпустим, пока всё не попробуете.</w:t>
+      </w:r>
+    </w:p>
+    <w:p>
+      <w:pPr>
+        <w:spacing w:before="0" w:after="110" w:line="300" w:lineRule="auto"/>
+      </w:pPr>
+      <w:r>
+        <w:rPr>
+          <w:rFonts w:ascii="Times New Roman" w:hAnsi="Times New Roman" w:eastAsia="Malgun Gothic"/>
+          <w:b/>
+          <w:i w:val="0"/>
+          <w:sz w:val="22"/>
+        </w:rPr>
+        <w:t xml:space="preserve">Сосед: </w:t>
+      </w:r>
+      <w:r>
+        <w:rPr>
+          <w:rFonts w:ascii="Times New Roman" w:hAnsi="Times New Roman" w:eastAsia="Malgun Gothic"/>
+          <w:b w:val="0"/>
+          <w:i w:val="0"/>
+          <w:sz w:val="22"/>
+        </w:rPr>
+        <w:t>Прохор, а ты слыхал? У Семёновых коза опять к фельдшерице в огород залезла.</w:t>
+      </w:r>
+    </w:p>
+    <w:p>
+      <w:pPr>
+        <w:spacing w:before="0" w:after="110" w:line="300" w:lineRule="auto"/>
+      </w:pPr>
+      <w:r>
+        <w:rPr>
+          <w:rFonts w:ascii="Times New Roman" w:hAnsi="Times New Roman" w:eastAsia="Malgun Gothic"/>
+          <w:b/>
+          <w:i w:val="0"/>
+          <w:sz w:val="22"/>
+        </w:rPr>
+        <w:t xml:space="preserve">Клавдия: </w:t>
+      </w:r>
+      <w:r>
+        <w:rPr>
+          <w:rFonts w:ascii="Times New Roman" w:hAnsi="Times New Roman" w:eastAsia="Malgun Gothic"/>
+          <w:b w:val="0"/>
+          <w:i w:val="0"/>
+          <w:sz w:val="22"/>
+        </w:rPr>
+        <w:t>Да эта коза у них весь край объела. Фельдшерица говорит: я людей лечу, а за козой гоняться не нанималась.</w:t>
+      </w:r>
+    </w:p>
+    <w:p>
+      <w:pPr>
+        <w:spacing w:before="0" w:after="110" w:line="300" w:lineRule="auto"/>
+      </w:pPr>
+      <w:r>
+        <w:rPr>
+          <w:rFonts w:ascii="Times New Roman" w:hAnsi="Times New Roman" w:eastAsia="Malgun Gothic"/>
+          <w:b/>
+          <w:i w:val="0"/>
+          <w:sz w:val="22"/>
+        </w:rPr>
+        <w:t xml:space="preserve">Прохор: </w:t>
+      </w:r>
+      <w:r>
+        <w:rPr>
+          <w:rFonts w:ascii="Times New Roman" w:hAnsi="Times New Roman" w:eastAsia="Malgun Gothic"/>
+          <w:b w:val="0"/>
+          <w:i/>
+          <w:color w:val="555555"/>
+          <w:sz w:val="22"/>
+        </w:rPr>
+        <w:t>(Лёше, с хитрецой)</w:t>
+      </w:r>
+      <w:r>
+        <w:rPr>
+          <w:rFonts w:ascii="Times New Roman" w:hAnsi="Times New Roman" w:eastAsia="Malgun Gothic"/>
+          <w:b w:val="0"/>
+          <w:i w:val="0"/>
+          <w:sz w:val="22"/>
+        </w:rPr>
+        <w:t xml:space="preserve"> Алексей Николаевич, может, и козой займётесь? Раз уж у вас рука лёгкая.</w:t>
+      </w:r>
+    </w:p>
+    <w:p>
+      <w:pPr>
+        <w:spacing w:before="0" w:after="110" w:line="300" w:lineRule="auto"/>
+      </w:pPr>
+      <w:r>
+        <w:rPr>
+          <w:rFonts w:ascii="Times New Roman" w:hAnsi="Times New Roman" w:eastAsia="Malgun Gothic"/>
+          <w:b/>
+          <w:i w:val="0"/>
+          <w:sz w:val="22"/>
+        </w:rPr>
+        <w:t xml:space="preserve">Лёша: </w:t>
+      </w:r>
+      <w:r>
+        <w:rPr>
+          <w:rFonts w:ascii="Times New Roman" w:hAnsi="Times New Roman" w:eastAsia="Malgun Gothic"/>
+          <w:b w:val="0"/>
+          <w:i/>
+          <w:color w:val="555555"/>
+          <w:sz w:val="22"/>
+        </w:rPr>
+        <w:t>(смеётся)</w:t>
+      </w:r>
+      <w:r>
+        <w:rPr>
+          <w:rFonts w:ascii="Times New Roman" w:hAnsi="Times New Roman" w:eastAsia="Malgun Gothic"/>
+          <w:b w:val="0"/>
+          <w:i w:val="0"/>
+          <w:sz w:val="22"/>
+        </w:rPr>
+        <w:t xml:space="preserve"> Боюсь, это не по моей части, Прохор Семёнович.</w:t>
+      </w:r>
+    </w:p>
+    <w:p>
+      <w:pPr>
+        <w:spacing w:before="0" w:after="110" w:line="300" w:lineRule="auto"/>
+      </w:pPr>
+      <w:r>
+        <w:rPr>
+          <w:rFonts w:ascii="Times New Roman" w:hAnsi="Times New Roman" w:eastAsia="Malgun Gothic"/>
+          <w:b/>
+          <w:i w:val="0"/>
+          <w:sz w:val="22"/>
+        </w:rPr>
+        <w:t xml:space="preserve">Быков: </w:t>
+      </w:r>
+      <w:r>
+        <w:rPr>
+          <w:rFonts w:ascii="Times New Roman" w:hAnsi="Times New Roman" w:eastAsia="Malgun Gothic"/>
+          <w:b w:val="0"/>
+          <w:i w:val="0"/>
+          <w:sz w:val="22"/>
+        </w:rPr>
+        <w:t>Козу лучше миром, Прохор Семёнович. В суде она всех переупрямит.</w:t>
+      </w:r>
+    </w:p>
+    <w:p>
+      <w:pPr>
+        <w:spacing w:before="0" w:after="110" w:line="300" w:lineRule="auto"/>
+      </w:pPr>
+      <w:r>
+        <w:rPr>
+          <w:rFonts w:ascii="Times New Roman" w:hAnsi="Times New Roman" w:eastAsia="Malgun Gothic"/>
+          <w:b/>
+          <w:i w:val="0"/>
+          <w:sz w:val="22"/>
+        </w:rPr>
+        <w:t xml:space="preserve">Клавдия: </w:t>
+      </w:r>
+      <w:r>
+        <w:rPr>
+          <w:rFonts w:ascii="Times New Roman" w:hAnsi="Times New Roman" w:eastAsia="Malgun Gothic"/>
+          <w:b w:val="0"/>
+          <w:i w:val="0"/>
+          <w:sz w:val="22"/>
+        </w:rPr>
+        <w:t>Кушайте, кушайте, не стесняйтесь. Сейчас ещё голубцы принесу.</w:t>
+      </w:r>
+    </w:p>
+    <w:p>
+      <w:pPr>
+        <w:spacing w:before="0" w:after="110" w:line="300" w:lineRule="auto"/>
+      </w:pPr>
+      <w:r>
+        <w:rPr>
+          <w:rFonts w:ascii="Times New Roman" w:hAnsi="Times New Roman" w:eastAsia="Malgun Gothic"/>
+          <w:b/>
+          <w:i w:val="0"/>
+          <w:sz w:val="22"/>
+        </w:rPr>
+        <w:t xml:space="preserve">Быков: </w:t>
+      </w:r>
+      <w:r>
+        <w:rPr>
+          <w:rFonts w:ascii="Times New Roman" w:hAnsi="Times New Roman" w:eastAsia="Malgun Gothic"/>
+          <w:b w:val="0"/>
+          <w:i w:val="0"/>
+          <w:sz w:val="22"/>
+        </w:rPr>
+        <w:t>Клавдия… простите, как вас по батюшке?</w:t>
+      </w:r>
+    </w:p>
+    <w:p>
+      <w:pPr>
+        <w:spacing w:before="0" w:after="110" w:line="300" w:lineRule="auto"/>
+      </w:pPr>
+      <w:r>
+        <w:rPr>
+          <w:rFonts w:ascii="Times New Roman" w:hAnsi="Times New Roman" w:eastAsia="Malgun Gothic"/>
+          <w:b/>
+          <w:i w:val="0"/>
+          <w:sz w:val="22"/>
+        </w:rPr>
+        <w:t xml:space="preserve">Клавдия: </w:t>
+      </w:r>
+      <w:r>
+        <w:rPr>
+          <w:rFonts w:ascii="Times New Roman" w:hAnsi="Times New Roman" w:eastAsia="Malgun Gothic"/>
+          <w:b w:val="0"/>
+          <w:i w:val="0"/>
+          <w:sz w:val="22"/>
+        </w:rPr>
+        <w:t>Да можно просто Клава. Ну, Клавдия Ивановна, если уж официально.</w:t>
+      </w:r>
+    </w:p>
+    <w:p>
+      <w:pPr>
+        <w:spacing w:before="0" w:after="110" w:line="300" w:lineRule="auto"/>
+      </w:pPr>
+      <w:r>
+        <w:rPr>
+          <w:rFonts w:ascii="Times New Roman" w:hAnsi="Times New Roman" w:eastAsia="Malgun Gothic"/>
+          <w:b/>
+          <w:i w:val="0"/>
+          <w:sz w:val="22"/>
+        </w:rPr>
+        <w:t xml:space="preserve">Быков: </w:t>
+      </w:r>
+      <w:r>
+        <w:rPr>
+          <w:rFonts w:ascii="Times New Roman" w:hAnsi="Times New Roman" w:eastAsia="Malgun Gothic"/>
+          <w:b w:val="0"/>
+          <w:i w:val="0"/>
+          <w:sz w:val="22"/>
+        </w:rPr>
+        <w:t>Клавдия Ивановна, передайте, пожалуйста, горчицу. И спасибо вам за стол — давно я так не ел.</w:t>
+      </w:r>
+    </w:p>
+    <w:p>
+      <w:pPr>
+        <w:spacing w:before="0" w:after="110" w:line="300" w:lineRule="auto"/>
+      </w:pPr>
+      <w:r>
+        <w:rPr>
+          <w:rFonts w:ascii="Times New Roman" w:hAnsi="Times New Roman" w:eastAsia="Malgun Gothic"/>
+          <w:b/>
+          <w:i w:val="0"/>
+          <w:sz w:val="22"/>
+        </w:rPr>
+        <w:t xml:space="preserve">Клавдия: </w:t>
+      </w:r>
+      <w:r>
+        <w:rPr>
+          <w:rFonts w:ascii="Times New Roman" w:hAnsi="Times New Roman" w:eastAsia="Malgun Gothic"/>
+          <w:b w:val="0"/>
+          <w:i w:val="0"/>
+          <w:sz w:val="22"/>
+        </w:rPr>
+        <w:t>На здоровье! Для хороших людей не жалко.</w:t>
+      </w:r>
+    </w:p>
+    <w:p>
+      <w:pPr>
+        <w:spacing w:before="0" w:after="110" w:line="300" w:lineRule="auto"/>
+      </w:pPr>
+      <w:r>
+        <w:rPr>
+          <w:rFonts w:ascii="Times New Roman" w:hAnsi="Times New Roman" w:eastAsia="Malgun Gothic"/>
+          <w:b/>
+          <w:i w:val="0"/>
+          <w:sz w:val="22"/>
+        </w:rPr>
+        <w:t xml:space="preserve">Прохор: </w:t>
+      </w:r>
+      <w:r>
+        <w:rPr>
+          <w:rFonts w:ascii="Times New Roman" w:hAnsi="Times New Roman" w:eastAsia="Malgun Gothic"/>
+          <w:b w:val="0"/>
+          <w:i w:val="0"/>
+          <w:sz w:val="22"/>
+        </w:rPr>
+        <w:t>Ну, второй тост. За реку! Чтобы дети летом опять в ней купались.</w:t>
+      </w:r>
+    </w:p>
+    <w:p>
+      <w:pPr>
+        <w:spacing w:before="0" w:after="110" w:line="300" w:lineRule="auto"/>
+      </w:pPr>
+      <w:r>
+        <w:rPr>
+          <w:rFonts w:ascii="Times New Roman" w:hAnsi="Times New Roman" w:eastAsia="Malgun Gothic"/>
+          <w:b/>
+          <w:i w:val="0"/>
+          <w:sz w:val="22"/>
+        </w:rPr>
+        <w:t xml:space="preserve">Лёша: </w:t>
+      </w:r>
+      <w:r>
+        <w:rPr>
+          <w:rFonts w:ascii="Times New Roman" w:hAnsi="Times New Roman" w:eastAsia="Malgun Gothic"/>
+          <w:b w:val="0"/>
+          <w:i w:val="0"/>
+          <w:sz w:val="22"/>
+        </w:rPr>
+        <w:t xml:space="preserve">За реку. </w:t>
+      </w:r>
+      <w:r>
+        <w:rPr>
+          <w:rFonts w:ascii="Times New Roman" w:hAnsi="Times New Roman" w:eastAsia="Malgun Gothic"/>
+          <w:b w:val="0"/>
+          <w:i/>
+          <w:color w:val="555555"/>
+          <w:sz w:val="22"/>
+        </w:rPr>
+        <w:t>(поднимает стакан с морсом)</w:t>
+      </w:r>
+    </w:p>
+    <w:p>
+      <w:pPr>
+        <w:spacing w:before="0" w:after="110" w:line="300" w:lineRule="auto"/>
+      </w:pPr>
+      <w:r>
+        <w:rPr>
+          <w:rFonts w:ascii="Times New Roman" w:hAnsi="Times New Roman" w:eastAsia="Malgun Gothic"/>
+          <w:b/>
+          <w:i w:val="0"/>
+          <w:sz w:val="22"/>
+        </w:rPr>
+        <w:t xml:space="preserve">Сосед: </w:t>
+      </w:r>
+      <w:r>
+        <w:rPr>
+          <w:rFonts w:ascii="Times New Roman" w:hAnsi="Times New Roman" w:eastAsia="Malgun Gothic"/>
+          <w:b w:val="0"/>
+          <w:i w:val="0"/>
+          <w:sz w:val="22"/>
+        </w:rPr>
+        <w:t>Клава, а гармонь-то где? Без гармони какой праздник?</w:t>
+      </w:r>
+    </w:p>
+    <w:p>
+      <w:pPr>
+        <w:spacing w:before="0" w:after="110" w:line="300" w:lineRule="auto"/>
+      </w:pPr>
+      <w:r>
+        <w:rPr>
+          <w:rFonts w:ascii="Times New Roman" w:hAnsi="Times New Roman" w:eastAsia="Malgun Gothic"/>
+          <w:b/>
+          <w:i w:val="0"/>
+          <w:sz w:val="22"/>
+        </w:rPr>
+        <w:t xml:space="preserve">Клавдия: </w:t>
+      </w:r>
+      <w:r>
+        <w:rPr>
+          <w:rFonts w:ascii="Times New Roman" w:hAnsi="Times New Roman" w:eastAsia="Malgun Gothic"/>
+          <w:b w:val="0"/>
+          <w:i w:val="0"/>
+          <w:sz w:val="22"/>
+        </w:rPr>
+        <w:t>Сначала голубцы, потом гармонь. Всему своё время.</w:t>
+      </w:r>
+    </w:p>
+    <w:p>
+      <w:pPr>
+        <w:keepNext/>
+        <w:spacing w:before="320" w:after="140"/>
+      </w:pPr>
+      <w:r>
+        <w:rPr>
+          <w:rFonts w:ascii="Times New Roman" w:hAnsi="Times New Roman" w:eastAsia="Malgun Gothic"/>
+          <w:b/>
+          <w:i w:val="0"/>
+          <w:color w:val="1F3864"/>
+          <w:sz w:val="26"/>
+        </w:rPr>
+        <w:t>핵심 문학 인용</w:t>
+      </w:r>
+    </w:p>
+    <w:p>
+      <w:pPr>
         <w:spacing w:before="0" w:after="120"/>
       </w:pPr>
       <w:r>
@@ -3155,6 +4049,29 @@
           <w:i w:val="0"/>
           <w:sz w:val="22"/>
         </w:rPr>
+        <w:t>Крылов, «Слон и Моська» (1808): «Ай, Моська! знать она сильна, / Что лает на Слона!»</w:t>
+      </w:r>
+      <w:r>
+        <w:rPr>
+          <w:rFonts w:ascii="Times New Roman" w:hAnsi="Times New Roman" w:eastAsia="Malgun Gothic"/>
+          <w:b w:val="0"/>
+          <w:i w:val="0"/>
+          <w:sz w:val="22"/>
+        </w:rPr>
+        <w:t xml:space="preserve"> — 한국어 해설: 장면 3에서 패소한 쿠첸코가 료샤를 ‘코끼리에게 짖는 모스카’에 빗대 조롱하면서도 “나는 코끼리가 아니다, 코끼리는 따로 있다”고 흘린다. 료샤는 “모스카는 법대로 짖는다”고 받아친다. 리트비노프와 크릴로프라는 진짜 ‘코끼리’를 예고하는 인용.</w:t>
+      </w:r>
+    </w:p>
+    <w:p>
+      <w:pPr>
+        <w:spacing w:before="0" w:after="120"/>
+      </w:pPr>
+      <w:r>
+        <w:rPr>
+          <w:rFonts w:ascii="Times New Roman" w:hAnsi="Times New Roman" w:eastAsia="Malgun Gothic"/>
+          <w:b/>
+          <w:i w:val="0"/>
+          <w:sz w:val="22"/>
+        </w:rPr>
         <w:t>Некрасов, «Размышления у парадного подъезда» (1858): «Выдь на Волгу: чей стон раздаётся / Над великою русскою рекой?»</w:t>
       </w:r>
       <w:r>
@@ -3165,6 +4082,206 @@
           <w:sz w:val="22"/>
         </w:rPr>
         <w:t xml:space="preserve"> — 한국어 해설: 장면 7에서 주민 대표 프로호르가 학교에서 외운 구절을 떠올리며 “우리 올호프카는 볼가가 아니지만 2년 동안 그만큼 신음했다”고 말한다. 권력의 문 앞에서 외면당하는 민중이라는 원작의 주제가 “모든 문이 닫혀 있었는데 당신이 하나를 열었다”는 대사와 맞닿는다.</w:t>
+      </w:r>
+    </w:p>
+    <w:p>
+      <w:pPr>
+        <w:keepNext/>
+        <w:spacing w:before="320" w:after="140"/>
+      </w:pPr>
+      <w:r>
+        <w:rPr>
+          <w:rFonts w:ascii="Times New Roman" w:hAnsi="Times New Roman" w:eastAsia="Malgun Gothic"/>
+          <w:b/>
+          <w:i w:val="0"/>
+          <w:color w:val="1F3864"/>
+          <w:sz w:val="26"/>
+        </w:rPr>
+        <w:t>생활 표현</w:t>
+      </w:r>
+    </w:p>
+    <w:p>
+      <w:pPr>
+        <w:spacing w:before="0" w:after="120"/>
+      </w:pPr>
+      <w:r>
+        <w:rPr>
+          <w:rFonts w:ascii="Times New Roman" w:hAnsi="Times New Roman" w:eastAsia="Malgun Gothic"/>
+          <w:b/>
+          <w:i w:val="0"/>
+          <w:sz w:val="22"/>
+        </w:rPr>
+        <w:t>«Не стоит благодарности»</w:t>
+      </w:r>
+      <w:r>
+        <w:rPr>
+          <w:rFonts w:ascii="Times New Roman" w:hAnsi="Times New Roman" w:eastAsia="Malgun Gothic"/>
+          <w:b w:val="0"/>
+          <w:i w:val="0"/>
+          <w:sz w:val="22"/>
+        </w:rPr>
+        <w:t xml:space="preserve"> — 한국어 해설: “감사하실 것까지야요.” 고맙다는 말에 겸손하게 답하는 정중한 표현(вы 관계에 잘 맞음). 료샤가 마을 대표 프로호르에게. 친한 사이라면 «Не за что». 장면 7.</w:t>
+      </w:r>
+    </w:p>
+    <w:p>
+      <w:pPr>
+        <w:spacing w:before="0" w:after="120"/>
+      </w:pPr>
+      <w:r>
+        <w:rPr>
+          <w:rFonts w:ascii="Times New Roman" w:hAnsi="Times New Roman" w:eastAsia="Malgun Gothic"/>
+          <w:b/>
+          <w:i w:val="0"/>
+          <w:sz w:val="22"/>
+        </w:rPr>
+        <w:t>«Уговор дороже денег»</w:t>
+      </w:r>
+      <w:r>
+        <w:rPr>
+          <w:rFonts w:ascii="Times New Roman" w:hAnsi="Times New Roman" w:eastAsia="Malgun Gothic"/>
+          <w:b w:val="0"/>
+          <w:i w:val="0"/>
+          <w:sz w:val="22"/>
+        </w:rPr>
+        <w:t xml:space="preserve"> — 한국어 해설: “약속은 돈보다 귀하다.” 한 번 한 약속은 지켜야 한다는 속담. 술을 사양하는 비코프에게 프로호르가 억지로 권하지 않고 물러서며. 장면 9.</w:t>
+      </w:r>
+    </w:p>
+    <w:p>
+      <w:pPr>
+        <w:spacing w:before="0" w:after="120"/>
+      </w:pPr>
+      <w:r>
+        <w:rPr>
+          <w:rFonts w:ascii="Times New Roman" w:hAnsi="Times New Roman" w:eastAsia="Malgun Gothic"/>
+          <w:b/>
+          <w:i w:val="0"/>
+          <w:sz w:val="22"/>
+        </w:rPr>
+        <w:t>«Ну хоть закусывайте, раз не пьёте»</w:t>
+      </w:r>
+      <w:r>
+        <w:rPr>
+          <w:rFonts w:ascii="Times New Roman" w:hAnsi="Times New Roman" w:eastAsia="Malgun Gothic"/>
+          <w:b w:val="0"/>
+          <w:i w:val="0"/>
+          <w:sz w:val="22"/>
+        </w:rPr>
+        <w:t xml:space="preserve"> — 한국어 해설: “안 마실 거면 안주라도 드세요.” 술자리에서 закусывать(안주를 곁들여 먹다)는 핵심 동사. 이웃 남자가 술을 사양한 손님들에게 반농담으로. 장면 9.</w:t>
+      </w:r>
+    </w:p>
+    <w:p>
+      <w:pPr>
+        <w:spacing w:before="0" w:after="120"/>
+      </w:pPr>
+      <w:r>
+        <w:rPr>
+          <w:rFonts w:ascii="Times New Roman" w:hAnsi="Times New Roman" w:eastAsia="Malgun Gothic"/>
+          <w:b/>
+          <w:i w:val="0"/>
+          <w:sz w:val="22"/>
+        </w:rPr>
+        <w:t>«А то!»</w:t>
+      </w:r>
+      <w:r>
+        <w:rPr>
+          <w:rFonts w:ascii="Times New Roman" w:hAnsi="Times New Roman" w:eastAsia="Malgun Gothic"/>
+          <w:b w:val="0"/>
+          <w:i w:val="0"/>
+          <w:sz w:val="22"/>
+        </w:rPr>
+        <w:t xml:space="preserve"> — 한국어 해설: “그럼요!, 당연하죠!” 칭찬이나 감탄에 자랑스럽게 맞장구치는 구어. 료샤가 겨자무가 맵다고 하자 클라브디야가. 격식 없는 자리에서. 장면 9.</w:t>
+      </w:r>
+    </w:p>
+    <w:p>
+      <w:pPr>
+        <w:spacing w:before="0" w:after="120"/>
+      </w:pPr>
+      <w:r>
+        <w:rPr>
+          <w:rFonts w:ascii="Times New Roman" w:hAnsi="Times New Roman" w:eastAsia="Malgun Gothic"/>
+          <w:b/>
+          <w:i w:val="0"/>
+          <w:sz w:val="22"/>
+        </w:rPr>
+        <w:t>«Скажете тоже»</w:t>
+      </w:r>
+      <w:r>
+        <w:rPr>
+          <w:rFonts w:ascii="Times New Roman" w:hAnsi="Times New Roman" w:eastAsia="Malgun Gothic"/>
+          <w:b w:val="0"/>
+          <w:i w:val="0"/>
+          <w:sz w:val="22"/>
+        </w:rPr>
+        <w:t xml:space="preserve"> — 한국어 해설: “별말씀을요.” 칭찬이나 농담에 웃으며 손사래 치는 반응(вы형; ты라면 скажешь тоже). 비코프의 농담에 클라브디야가. 장면 9.</w:t>
+      </w:r>
+    </w:p>
+    <w:p>
+      <w:pPr>
+        <w:spacing w:before="0" w:after="120"/>
+      </w:pPr>
+      <w:r>
+        <w:rPr>
+          <w:rFonts w:ascii="Times New Roman" w:hAnsi="Times New Roman" w:eastAsia="Malgun Gothic"/>
+          <w:b/>
+          <w:i w:val="0"/>
+          <w:sz w:val="22"/>
+        </w:rPr>
+        <w:t>«вы на пирожки налегайте»</w:t>
+      </w:r>
+      <w:r>
+        <w:rPr>
+          <w:rFonts w:ascii="Times New Roman" w:hAnsi="Times New Roman" w:eastAsia="Malgun Gothic"/>
+          <w:b w:val="0"/>
+          <w:i w:val="0"/>
+          <w:sz w:val="22"/>
+        </w:rPr>
+        <w:t xml:space="preserve"> — 한국어 해설: “피로시키 많이 드세요.” налегать на что는 ‘~을 집중적으로 먹다’. 손님에게 음식을 권하는 주인의 전형적인 말. 장면 9.</w:t>
+      </w:r>
+    </w:p>
+    <w:p>
+      <w:pPr>
+        <w:spacing w:before="0" w:after="120"/>
+      </w:pPr>
+      <w:r>
+        <w:rPr>
+          <w:rFonts w:ascii="Times New Roman" w:hAnsi="Times New Roman" w:eastAsia="Malgun Gothic"/>
+          <w:b/>
+          <w:i w:val="0"/>
+          <w:sz w:val="22"/>
+        </w:rPr>
+        <w:t>«Для хороших людей не жалко»</w:t>
+      </w:r>
+      <w:r>
+        <w:rPr>
+          <w:rFonts w:ascii="Times New Roman" w:hAnsi="Times New Roman" w:eastAsia="Malgun Gothic"/>
+          <w:b w:val="0"/>
+          <w:i w:val="0"/>
+          <w:sz w:val="22"/>
+        </w:rPr>
+        <w:t xml:space="preserve"> — 한국어 해설: “좋은 분들께 드리는 건데 아까울 게 있나요.” 음식 대접에 대한 감사에 주인이 답하는 따뜻한 표현. 장면 9.</w:t>
+      </w:r>
+    </w:p>
+    <w:p>
+      <w:pPr>
+        <w:spacing w:before="0" w:after="120"/>
+      </w:pPr>
+      <w:r>
+        <w:rPr>
+          <w:rFonts w:ascii="Times New Roman" w:hAnsi="Times New Roman" w:eastAsia="Malgun Gothic"/>
+          <w:b/>
+          <w:i w:val="0"/>
+          <w:sz w:val="22"/>
+        </w:rPr>
+        <w:t>«Всему своё время»</w:t>
+      </w:r>
+      <w:r>
+        <w:rPr>
+          <w:rFonts w:ascii="Times New Roman" w:hAnsi="Times New Roman" w:eastAsia="Malgun Gothic"/>
+          <w:b w:val="0"/>
+          <w:i w:val="0"/>
+          <w:sz w:val="22"/>
+        </w:rPr>
+        <w:t xml:space="preserve"> — 한국어 해설: “다 때가 있는 법이죠.” 서두르는 상대를 달래는 관용 표현. 아코디언부터 찾는 이웃에게 클라브디야가 “골룹치 먼저”라며. 장면 9.</w:t>
       </w:r>
     </w:p>
     <w:p>
